--- a/t17_s5.docx
+++ b/t17_s5.docx
@@ -3,2168 +3,1898 @@
 <w:document xmlns:wpc="http://schemas.microsoft.com/office/word/2010/wordprocessingCanvas" xmlns:mo="http://schemas.microsoft.com/office/mac/office/2008/main" xmlns:mc="http://schemas.openxmlformats.org/markup-compatibility/2006" xmlns:mv="urn:schemas-microsoft-com:mac:vml" xmlns:o="urn:schemas-microsoft-com:office:office" xmlns:r="http://schemas.openxmlformats.org/officeDocument/2006/relationships" xmlns:m="http://schemas.openxmlformats.org/officeDocument/2006/math" xmlns:v="urn:schemas-microsoft-com:vml" xmlns:wp14="http://schemas.microsoft.com/office/word/2010/wordprocessingDrawing" xmlns:wp="http://schemas.openxmlformats.org/drawingml/2006/wordprocessingDrawing" xmlns:w10="urn:schemas-microsoft-com:office:word" xmlns:w="http://schemas.openxmlformats.org/wordprocessingml/2006/main" xmlns:w14="http://schemas.microsoft.com/office/word/2010/wordml" xmlns:wpg="http://schemas.microsoft.com/office/word/2010/wordprocessingGroup" xmlns:wpi="http://schemas.microsoft.com/office/word/2010/wordprocessingInk" xmlns:wne="http://schemas.microsoft.com/office/word/2006/wordml" xmlns:wps="http://schemas.microsoft.com/office/word/2010/wordprocessingShape" mc:Ignorable="w14 wp14">
   <w:body>
     <w:p>
-      <w:pPr>
-        <w:spacing w:after="20" w:before="120"/>
-      </w:pPr>
-      <w:r>
-        <w:rPr>
-          <w:b/>
-          <w:sz w:val="22"/>
-        </w:rPr>
-        <w:t>Question: The Fundamental Rights in the Indian Constitution are borrowed from the Constitution of which country?</w:t>
-      </w:r>
-    </w:p>
-    <w:p>
-      <w:pPr>
-        <w:spacing w:after="0" w:before="0"/>
-      </w:pPr>
-      <w:r>
-        <w:rPr>
-          <w:b w:val="0"/>
-          <w:sz w:val="22"/>
-        </w:rPr>
-        <w:t>(a) USA</w:t>
-      </w:r>
-    </w:p>
-    <w:p>
-      <w:pPr>
-        <w:spacing w:after="0" w:before="0"/>
-      </w:pPr>
-      <w:r>
-        <w:rPr>
-          <w:b w:val="0"/>
-          <w:sz w:val="22"/>
-        </w:rPr>
-        <w:t>(b) Ireland</w:t>
-      </w:r>
-    </w:p>
-    <w:p>
-      <w:pPr>
-        <w:spacing w:after="0" w:before="0"/>
-      </w:pPr>
-      <w:r>
-        <w:rPr>
-          <w:b w:val="0"/>
-          <w:sz w:val="22"/>
-        </w:rPr>
-        <w:t>(c) Canada</w:t>
-      </w:r>
-    </w:p>
-    <w:p>
-      <w:pPr>
-        <w:spacing w:after="0" w:before="0"/>
-      </w:pPr>
-      <w:r>
-        <w:rPr>
-          <w:b w:val="0"/>
-          <w:sz w:val="22"/>
-        </w:rPr>
-        <w:t>(d) UK</w:t>
-      </w:r>
-    </w:p>
-    <w:p>
-      <w:pPr>
-        <w:spacing w:after="0" w:before="40"/>
-      </w:pPr>
-      <w:r>
-        <w:rPr>
-          <w:b/>
-          <w:sz w:val="22"/>
-        </w:rPr>
-        <w:t>Answer: a</w:t>
-      </w:r>
-    </w:p>
-    <w:p>
-      <w:pPr>
-        <w:spacing w:after="0" w:before="0"/>
-      </w:pPr>
-      <w:r>
-        <w:rPr>
-          <w:b w:val="0"/>
-          <w:sz w:val="21"/>
-        </w:rPr>
-        <w:t>Solution: Fundamental Rights are taken from the US Constitution; Directive Principles from Ireland; and parliamentary system from the UK.</w:t>
-      </w:r>
-    </w:p>
-    <w:p>
-      <w:pPr>
-        <w:spacing w:after="0" w:before="0"/>
-      </w:pPr>
-      <w:r>
-        <w:rPr>
-          <w:b w:val="0"/>
-          <w:sz w:val="20"/>
-        </w:rPr>
-        <w:t>Positive Marks: 1</w:t>
-      </w:r>
-    </w:p>
-    <w:p>
-      <w:pPr>
-        <w:spacing w:after="160" w:before="0"/>
-      </w:pPr>
-      <w:r>
-        <w:rPr>
-          <w:b w:val="0"/>
-          <w:sz w:val="20"/>
-        </w:rPr>
-        <w:t>Negative Marks: 0.25</w:t>
-      </w:r>
-    </w:p>
-    <w:p>
-      <w:pPr>
-        <w:spacing w:after="20" w:before="120"/>
-      </w:pPr>
-      <w:r>
-        <w:rPr>
-          <w:b/>
-          <w:sz w:val="22"/>
-        </w:rPr>
-        <w:t>Question: Rafale jet come from which country?</w:t>
-      </w:r>
-    </w:p>
-    <w:p>
-      <w:pPr>
-        <w:spacing w:after="0" w:before="0"/>
-      </w:pPr>
-      <w:r>
-        <w:rPr>
-          <w:b w:val="0"/>
-          <w:sz w:val="22"/>
-        </w:rPr>
-        <w:t>(a) Russia</w:t>
-      </w:r>
-    </w:p>
-    <w:p>
-      <w:pPr>
-        <w:spacing w:after="0" w:before="0"/>
-      </w:pPr>
-      <w:r>
-        <w:rPr>
-          <w:b w:val="0"/>
-          <w:sz w:val="22"/>
-        </w:rPr>
-        <w:t>(b) France</w:t>
-      </w:r>
-    </w:p>
-    <w:p>
-      <w:pPr>
-        <w:spacing w:after="0" w:before="0"/>
-      </w:pPr>
-      <w:r>
-        <w:rPr>
-          <w:b w:val="0"/>
-          <w:sz w:val="22"/>
-        </w:rPr>
-        <w:t>(c) China</w:t>
-      </w:r>
-    </w:p>
-    <w:p>
-      <w:pPr>
-        <w:spacing w:after="0" w:before="0"/>
-      </w:pPr>
-      <w:r>
-        <w:rPr>
-          <w:b w:val="0"/>
-          <w:sz w:val="22"/>
-        </w:rPr>
-        <w:t>(d) Japan</w:t>
-      </w:r>
-    </w:p>
-    <w:p>
-      <w:pPr>
-        <w:spacing w:after="0" w:before="40"/>
-      </w:pPr>
-      <w:r>
-        <w:rPr>
-          <w:b/>
-          <w:sz w:val="22"/>
-        </w:rPr>
-        <w:t>Answer: b</w:t>
-      </w:r>
-    </w:p>
-    <w:p>
-      <w:pPr>
-        <w:spacing w:after="0" w:before="0"/>
-      </w:pPr>
-      <w:r>
-        <w:rPr>
-          <w:b w:val="0"/>
-          <w:sz w:val="21"/>
-        </w:rPr>
-        <w:t>Solution: The Rafale multi-role fighter aircraft is manufactured by Dassault Aviation of France.</w:t>
-      </w:r>
-    </w:p>
-    <w:p>
-      <w:pPr>
-        <w:spacing w:after="0" w:before="0"/>
-      </w:pPr>
-      <w:r>
-        <w:rPr>
-          <w:b w:val="0"/>
-          <w:sz w:val="20"/>
-        </w:rPr>
-        <w:t>Positive Marks: 1</w:t>
-      </w:r>
-    </w:p>
-    <w:p>
-      <w:pPr>
-        <w:spacing w:after="160" w:before="0"/>
-      </w:pPr>
-      <w:r>
-        <w:rPr>
-          <w:b w:val="0"/>
-          <w:sz w:val="20"/>
-        </w:rPr>
-        <w:t>Negative Marks: 0.25</w:t>
-      </w:r>
-    </w:p>
-    <w:p>
-      <w:pPr>
-        <w:spacing w:after="20" w:before="120"/>
-      </w:pPr>
-      <w:r>
-        <w:rPr>
-          <w:b/>
-          <w:sz w:val="22"/>
-        </w:rPr>
-        <w:t>Question: The official language of the Supreme Court of India is:</w:t>
-      </w:r>
-    </w:p>
-    <w:p>
-      <w:pPr>
-        <w:spacing w:after="0" w:before="0"/>
-      </w:pPr>
-      <w:r>
-        <w:rPr>
-          <w:b w:val="0"/>
-          <w:sz w:val="22"/>
-        </w:rPr>
-        <w:t>(a) Both Hindi and English</w:t>
-      </w:r>
-    </w:p>
-    <w:p>
-      <w:pPr>
-        <w:spacing w:after="0" w:before="0"/>
-      </w:pPr>
-      <w:r>
-        <w:rPr>
-          <w:b w:val="0"/>
-          <w:sz w:val="22"/>
-        </w:rPr>
-        <w:t>(b) Hindi</w:t>
-      </w:r>
-    </w:p>
-    <w:p>
-      <w:pPr>
-        <w:spacing w:after="0" w:before="0"/>
-      </w:pPr>
-      <w:r>
-        <w:rPr>
-          <w:b w:val="0"/>
-          <w:sz w:val="22"/>
-        </w:rPr>
-        <w:t>(c) Sanskrit</w:t>
-      </w:r>
-    </w:p>
-    <w:p>
-      <w:pPr>
-        <w:spacing w:after="0" w:before="0"/>
-      </w:pPr>
-      <w:r>
-        <w:rPr>
-          <w:b w:val="0"/>
-          <w:sz w:val="22"/>
-        </w:rPr>
-        <w:t>(d) English</w:t>
-      </w:r>
-    </w:p>
-    <w:p>
-      <w:pPr>
-        <w:spacing w:after="0" w:before="40"/>
-      </w:pPr>
-      <w:r>
-        <w:rPr>
-          <w:b/>
-          <w:sz w:val="22"/>
-        </w:rPr>
-        <w:t>Answer: d</w:t>
-      </w:r>
-    </w:p>
-    <w:p>
-      <w:pPr>
-        <w:spacing w:after="0" w:before="0"/>
-      </w:pPr>
-      <w:r>
-        <w:rPr>
-          <w:b w:val="0"/>
-          <w:sz w:val="21"/>
-        </w:rPr>
-        <w:t>Solution: The Supreme Court conducts its proceedings in English.</w:t>
-      </w:r>
-    </w:p>
-    <w:p>
-      <w:pPr>
-        <w:spacing w:after="0" w:before="0"/>
-      </w:pPr>
-      <w:r>
-        <w:rPr>
-          <w:b w:val="0"/>
-          <w:sz w:val="20"/>
-        </w:rPr>
-        <w:t>Positive Marks: 1</w:t>
-      </w:r>
-    </w:p>
-    <w:p>
-      <w:pPr>
-        <w:spacing w:after="160" w:before="0"/>
-      </w:pPr>
-      <w:r>
-        <w:rPr>
-          <w:b w:val="0"/>
-          <w:sz w:val="20"/>
-        </w:rPr>
-        <w:t>Negative Marks: 0.25</w:t>
-      </w:r>
-    </w:p>
-    <w:p>
-      <w:pPr>
-        <w:spacing w:after="20" w:before="120"/>
-      </w:pPr>
-      <w:r>
-        <w:rPr>
-          <w:b/>
-          <w:sz w:val="22"/>
-        </w:rPr>
-        <w:t>Question: Bird : Nest :: Bee : ?</w:t>
-      </w:r>
-    </w:p>
-    <w:p>
-      <w:pPr>
-        <w:spacing w:after="0" w:before="0"/>
-      </w:pPr>
-      <w:r>
-        <w:rPr>
-          <w:b w:val="0"/>
-          <w:sz w:val="22"/>
-        </w:rPr>
-        <w:t>(a) Hive</w:t>
-      </w:r>
-    </w:p>
-    <w:p>
-      <w:pPr>
-        <w:spacing w:after="0" w:before="0"/>
-      </w:pPr>
-      <w:r>
-        <w:rPr>
-          <w:b w:val="0"/>
-          <w:sz w:val="22"/>
-        </w:rPr>
-        <w:t>(b) Den</w:t>
-      </w:r>
-    </w:p>
-    <w:p>
-      <w:pPr>
-        <w:spacing w:after="0" w:before="0"/>
-      </w:pPr>
-      <w:r>
-        <w:rPr>
-          <w:b w:val="0"/>
-          <w:sz w:val="22"/>
-        </w:rPr>
-        <w:t>(c) Burrow</w:t>
-      </w:r>
-    </w:p>
-    <w:p>
-      <w:pPr>
-        <w:spacing w:after="0" w:before="0"/>
-      </w:pPr>
-      <w:r>
-        <w:rPr>
-          <w:b w:val="0"/>
-          <w:sz w:val="22"/>
-        </w:rPr>
-        <w:t>(d) Web</w:t>
-      </w:r>
-    </w:p>
-    <w:p>
-      <w:pPr>
-        <w:spacing w:after="0" w:before="40"/>
-      </w:pPr>
-      <w:r>
-        <w:rPr>
-          <w:b/>
-          <w:sz w:val="22"/>
-        </w:rPr>
-        <w:t>Answer: a</w:t>
-      </w:r>
-    </w:p>
-    <w:p>
-      <w:pPr>
-        <w:spacing w:after="0" w:before="0"/>
-      </w:pPr>
-      <w:r>
-        <w:rPr>
-          <w:b w:val="0"/>
-          <w:sz w:val="21"/>
-        </w:rPr>
-        <w:t>Solution: A bird lives in a nest; a bee lives in a hive.</w:t>
-      </w:r>
-    </w:p>
-    <w:p>
-      <w:pPr>
-        <w:spacing w:after="0" w:before="0"/>
-      </w:pPr>
-      <w:r>
-        <w:rPr>
-          <w:b w:val="0"/>
-          <w:sz w:val="20"/>
-        </w:rPr>
-        <w:t>Positive Marks: 1</w:t>
-      </w:r>
-    </w:p>
-    <w:p>
-      <w:pPr>
-        <w:spacing w:after="160" w:before="0"/>
-      </w:pPr>
-      <w:r>
-        <w:rPr>
-          <w:b w:val="0"/>
-          <w:sz w:val="20"/>
-        </w:rPr>
-        <w:t>Negative Marks: 0.25</w:t>
-      </w:r>
-    </w:p>
-    <w:p>
-      <w:pPr>
-        <w:spacing w:after="20" w:before="120"/>
-      </w:pPr>
-      <w:r>
-        <w:rPr>
-          <w:b/>
-          <w:sz w:val="22"/>
-        </w:rPr>
-        <w:t>Question: Ravi starts walking towards the morning sun. He turns left and then turns left again. Which direction is he facing now?</w:t>
-      </w:r>
-    </w:p>
-    <w:p>
-      <w:pPr>
-        <w:spacing w:after="0" w:before="0"/>
-      </w:pPr>
-      <w:r>
-        <w:rPr>
-          <w:b w:val="0"/>
-          <w:sz w:val="22"/>
-        </w:rPr>
-        <w:t>(a) North</w:t>
-      </w:r>
-    </w:p>
-    <w:p>
-      <w:pPr>
-        <w:spacing w:after="0" w:before="0"/>
-      </w:pPr>
-      <w:r>
-        <w:rPr>
-          <w:b w:val="0"/>
-          <w:sz w:val="22"/>
-        </w:rPr>
-        <w:t>(b) West</w:t>
-      </w:r>
-    </w:p>
-    <w:p>
-      <w:pPr>
-        <w:spacing w:after="0" w:before="0"/>
-      </w:pPr>
-      <w:r>
-        <w:rPr>
-          <w:b w:val="0"/>
-          <w:sz w:val="22"/>
-        </w:rPr>
-        <w:t>(c) East</w:t>
-      </w:r>
-    </w:p>
-    <w:p>
-      <w:pPr>
-        <w:spacing w:after="0" w:before="0"/>
-      </w:pPr>
-      <w:r>
-        <w:rPr>
-          <w:b w:val="0"/>
-          <w:sz w:val="22"/>
-        </w:rPr>
-        <w:t>(d) South</w:t>
-      </w:r>
-    </w:p>
-    <w:p>
-      <w:pPr>
-        <w:spacing w:after="0" w:before="40"/>
-      </w:pPr>
-      <w:r>
-        <w:rPr>
-          <w:b/>
-          <w:sz w:val="22"/>
-        </w:rPr>
-        <w:t>Answer: b</w:t>
-      </w:r>
-    </w:p>
-    <w:p>
-      <w:pPr>
-        <w:spacing w:after="0" w:before="0"/>
-      </w:pPr>
-      <w:r>
-        <w:rPr>
-          <w:b w:val="0"/>
-          <w:sz w:val="21"/>
-        </w:rPr>
-        <w:t>Solution: Facing east (morning sun), left turn = north, another left turn = west.</w:t>
-      </w:r>
-    </w:p>
-    <w:p>
-      <w:pPr>
-        <w:spacing w:after="0" w:before="0"/>
-      </w:pPr>
-      <w:r>
-        <w:rPr>
-          <w:b w:val="0"/>
-          <w:sz w:val="20"/>
-        </w:rPr>
-        <w:t>Positive Marks: 1</w:t>
-      </w:r>
-    </w:p>
-    <w:p>
-      <w:pPr>
-        <w:spacing w:after="160" w:before="0"/>
-      </w:pPr>
-      <w:r>
-        <w:rPr>
-          <w:b w:val="0"/>
-          <w:sz w:val="20"/>
-        </w:rPr>
-        <w:t>Negative Marks: 0.25</w:t>
-      </w:r>
-    </w:p>
-    <w:p>
-      <w:pPr>
-        <w:spacing w:after="20" w:before="120"/>
-      </w:pPr>
-      <w:r>
-        <w:rPr>
-          <w:b/>
-          <w:sz w:val="22"/>
-        </w:rPr>
-        <w:t>Question: What is the term for a high-pitched harsh sound heard during inspiration? High-pitched harsh sound heard during inspiration known as?</w:t>
-      </w:r>
-    </w:p>
-    <w:p>
-      <w:pPr>
-        <w:spacing w:after="0" w:before="0"/>
-      </w:pPr>
-      <w:r>
-        <w:rPr>
-          <w:b w:val="0"/>
-          <w:sz w:val="22"/>
-        </w:rPr>
-        <w:t>(a) Rale</w:t>
-      </w:r>
-    </w:p>
-    <w:p>
-      <w:pPr>
-        <w:spacing w:after="0" w:before="0"/>
-      </w:pPr>
-      <w:r>
-        <w:rPr>
-          <w:b w:val="0"/>
-          <w:sz w:val="22"/>
-        </w:rPr>
-        <w:t>(b) Wheezing</w:t>
-      </w:r>
-    </w:p>
-    <w:p>
-      <w:pPr>
-        <w:spacing w:after="0" w:before="0"/>
-      </w:pPr>
-      <w:r>
-        <w:rPr>
-          <w:b w:val="0"/>
-          <w:sz w:val="22"/>
-        </w:rPr>
-        <w:t>(c) Ronchi</w:t>
-      </w:r>
-    </w:p>
-    <w:p>
-      <w:pPr>
-        <w:spacing w:after="0" w:before="0"/>
-      </w:pPr>
-      <w:r>
-        <w:rPr>
-          <w:b w:val="0"/>
-          <w:sz w:val="22"/>
-        </w:rPr>
-        <w:t>(d) Stridor</w:t>
-      </w:r>
-    </w:p>
-    <w:p>
-      <w:pPr>
-        <w:spacing w:after="0" w:before="40"/>
-      </w:pPr>
-      <w:r>
-        <w:rPr>
-          <w:b/>
-          <w:sz w:val="22"/>
-        </w:rPr>
-        <w:t>Answer: d</w:t>
-      </w:r>
-    </w:p>
-    <w:p>
-      <w:pPr>
-        <w:spacing w:after="0" w:before="0"/>
-      </w:pPr>
-      <w:r>
-        <w:rPr>
-          <w:b w:val="0"/>
-          <w:sz w:val="21"/>
-        </w:rPr>
-        <w:t>Solution: The term for a high-pitched, harsh sound heard during inspiration is stridor (option b). Stridor is typically caused by upper airway obstruction, often due to conditions such as croup, epiglottitis, or foreign body aspiration. It is important to recognize stridor as it indicates compromised airflow and potential respiratory distress. Prompt assessment and appropriate management are necessary to address the underlying cause and ensure optimal respiratory function.</w:t>
-      </w:r>
-    </w:p>
-    <w:p>
-      <w:pPr>
-        <w:spacing w:after="0" w:before="0"/>
-      </w:pPr>
-      <w:r>
-        <w:rPr>
-          <w:b w:val="0"/>
-          <w:sz w:val="20"/>
-        </w:rPr>
-        <w:t>Positive Marks: 1</w:t>
-      </w:r>
-    </w:p>
-    <w:p>
-      <w:pPr>
-        <w:spacing w:after="160" w:before="0"/>
-      </w:pPr>
-      <w:r>
-        <w:rPr>
-          <w:b w:val="0"/>
-          <w:sz w:val="20"/>
-        </w:rPr>
-        <w:t>Negative Marks: 0.25</w:t>
-      </w:r>
-    </w:p>
-    <w:p>
-      <w:pPr>
-        <w:spacing w:after="20" w:before="120"/>
-      </w:pPr>
-      <w:r>
-        <w:rPr>
-          <w:b/>
-          <w:sz w:val="22"/>
-        </w:rPr>
-        <w:t>Question: A person walks 10 m east, then 10 m north, then 10 m west. How far is he from the starting point?</w:t>
-      </w:r>
-    </w:p>
-    <w:p>
-      <w:pPr>
-        <w:spacing w:after="0" w:before="0"/>
-      </w:pPr>
-      <w:r>
-        <w:rPr>
-          <w:b w:val="0"/>
-          <w:sz w:val="22"/>
-        </w:rPr>
-        <w:t>(a) 0 m</w:t>
-      </w:r>
-    </w:p>
-    <w:p>
-      <w:pPr>
-        <w:spacing w:after="0" w:before="0"/>
-      </w:pPr>
-      <w:r>
-        <w:rPr>
-          <w:b w:val="0"/>
-          <w:sz w:val="22"/>
-        </w:rPr>
-        <w:t>(b) 20 m</w:t>
-      </w:r>
-    </w:p>
-    <w:p>
-      <w:pPr>
-        <w:spacing w:after="0" w:before="0"/>
-      </w:pPr>
-      <w:r>
-        <w:rPr>
-          <w:b w:val="0"/>
-          <w:sz w:val="22"/>
-        </w:rPr>
-        <w:t>(c) 10 m east</w:t>
-      </w:r>
-    </w:p>
-    <w:p>
-      <w:pPr>
-        <w:spacing w:after="0" w:before="0"/>
-      </w:pPr>
-      <w:r>
-        <w:rPr>
-          <w:b w:val="0"/>
-          <w:sz w:val="22"/>
-        </w:rPr>
-        <w:t>(d) 10 m north</w:t>
-      </w:r>
-    </w:p>
-    <w:p>
-      <w:pPr>
-        <w:spacing w:after="0" w:before="40"/>
-      </w:pPr>
-      <w:r>
-        <w:rPr>
-          <w:b/>
-          <w:sz w:val="22"/>
-        </w:rPr>
-        <w:t>Answer: d</w:t>
-      </w:r>
-    </w:p>
-    <w:p>
-      <w:pPr>
-        <w:spacing w:after="0" w:before="0"/>
-      </w:pPr>
-      <w:r>
-        <w:rPr>
-          <w:b w:val="0"/>
-          <w:sz w:val="21"/>
-        </w:rPr>
-        <w:t>Solution: East 10 m cancels west 10 m, leaving 10 m north of the start.</w:t>
-      </w:r>
-    </w:p>
-    <w:p>
-      <w:pPr>
-        <w:spacing w:after="0" w:before="0"/>
-      </w:pPr>
-      <w:r>
-        <w:rPr>
-          <w:b w:val="0"/>
-          <w:sz w:val="20"/>
-        </w:rPr>
-        <w:t>Positive Marks: 1</w:t>
-      </w:r>
-    </w:p>
-    <w:p>
-      <w:pPr>
-        <w:spacing w:after="160" w:before="0"/>
-      </w:pPr>
-      <w:r>
-        <w:rPr>
-          <w:b w:val="0"/>
-          <w:sz w:val="20"/>
-        </w:rPr>
-        <w:t>Negative Marks: 0.25</w:t>
-      </w:r>
-    </w:p>
-    <w:p>
-      <w:pPr>
-        <w:spacing w:after="20" w:before="120"/>
-      </w:pPr>
-      <w:r>
-        <w:rPr>
-          <w:b/>
-          <w:sz w:val="22"/>
-        </w:rPr>
-        <w:t>Question: The President of India is elected by:</w:t>
-      </w:r>
-    </w:p>
-    <w:p>
-      <w:pPr>
-        <w:spacing w:after="0" w:before="0"/>
-      </w:pPr>
-      <w:r>
-        <w:rPr>
-          <w:b w:val="0"/>
-          <w:sz w:val="22"/>
-        </w:rPr>
-        <w:t>(a) Direct vote of the people</w:t>
-      </w:r>
-    </w:p>
-    <w:p>
-      <w:pPr>
-        <w:spacing w:after="0" w:before="0"/>
-      </w:pPr>
-      <w:r>
-        <w:rPr>
-          <w:b w:val="0"/>
-          <w:sz w:val="22"/>
-        </w:rPr>
-        <w:t>(b) An electoral college</w:t>
-      </w:r>
-    </w:p>
-    <w:p>
-      <w:pPr>
-        <w:spacing w:after="0" w:before="0"/>
-      </w:pPr>
-      <w:r>
-        <w:rPr>
-          <w:b w:val="0"/>
-          <w:sz w:val="22"/>
-        </w:rPr>
-        <w:t>(c) The Chief Justice of India</w:t>
-      </w:r>
-    </w:p>
-    <w:p>
-      <w:pPr>
-        <w:spacing w:after="0" w:before="0"/>
-      </w:pPr>
-      <w:r>
-        <w:rPr>
-          <w:b w:val="0"/>
-          <w:sz w:val="22"/>
-        </w:rPr>
-        <w:t>(d) Members of Lok Sabha only</w:t>
-      </w:r>
-    </w:p>
-    <w:p>
-      <w:pPr>
-        <w:spacing w:after="0" w:before="40"/>
-      </w:pPr>
-      <w:r>
-        <w:rPr>
-          <w:b/>
-          <w:sz w:val="22"/>
-        </w:rPr>
-        <w:t>Answer: b</w:t>
-      </w:r>
-    </w:p>
-    <w:p>
-      <w:pPr>
-        <w:spacing w:after="0" w:before="0"/>
-      </w:pPr>
-      <w:r>
-        <w:rPr>
-          <w:b w:val="0"/>
-          <w:sz w:val="21"/>
-        </w:rPr>
-        <w:t>Solution: The President is elected by an electoral college consisting of elected members of both Houses of Parliament and the state legislative assemblies.</w:t>
-      </w:r>
-    </w:p>
-    <w:p>
-      <w:pPr>
-        <w:spacing w:after="0" w:before="0"/>
-      </w:pPr>
-      <w:r>
-        <w:rPr>
-          <w:b w:val="0"/>
-          <w:sz w:val="20"/>
-        </w:rPr>
-        <w:t>Positive Marks: 1</w:t>
-      </w:r>
-    </w:p>
-    <w:p>
-      <w:pPr>
-        <w:spacing w:after="160" w:before="0"/>
-      </w:pPr>
-      <w:r>
-        <w:rPr>
-          <w:b w:val="0"/>
-          <w:sz w:val="20"/>
-        </w:rPr>
-        <w:t>Negative Marks: 0.25</w:t>
-      </w:r>
-    </w:p>
-    <w:p>
-      <w:pPr>
-        <w:spacing w:after="20" w:before="120"/>
-      </w:pPr>
-      <w:r>
-        <w:rPr>
-          <w:b/>
-          <w:sz w:val="22"/>
-        </w:rPr>
-        <w:t>Question: The phrase 'at the eleventh hour' means:</w:t>
-      </w:r>
-    </w:p>
-    <w:p>
-      <w:pPr>
-        <w:spacing w:after="0" w:before="0"/>
-      </w:pPr>
-      <w:r>
-        <w:rPr>
-          <w:b w:val="0"/>
-          <w:sz w:val="22"/>
-        </w:rPr>
-        <w:t>(a) At noon</w:t>
-      </w:r>
-    </w:p>
-    <w:p>
-      <w:pPr>
-        <w:spacing w:after="0" w:before="0"/>
-      </w:pPr>
-      <w:r>
-        <w:rPr>
-          <w:b w:val="0"/>
-          <w:sz w:val="22"/>
-        </w:rPr>
-        <w:t>(b) Too late</w:t>
-      </w:r>
-    </w:p>
-    <w:p>
-      <w:pPr>
-        <w:spacing w:after="0" w:before="0"/>
-      </w:pPr>
-      <w:r>
-        <w:rPr>
-          <w:b w:val="0"/>
-          <w:sz w:val="22"/>
-        </w:rPr>
-        <w:t>(c) After midnight</w:t>
-      </w:r>
-    </w:p>
-    <w:p>
-      <w:pPr>
-        <w:spacing w:after="0" w:before="0"/>
-      </w:pPr>
-      <w:r>
-        <w:rPr>
-          <w:b w:val="0"/>
-          <w:sz w:val="22"/>
-        </w:rPr>
-        <w:t>(d) At the last possible moment</w:t>
-      </w:r>
-    </w:p>
-    <w:p>
-      <w:pPr>
-        <w:spacing w:after="0" w:before="40"/>
-      </w:pPr>
-      <w:r>
-        <w:rPr>
-          <w:b/>
-          <w:sz w:val="22"/>
-        </w:rPr>
-        <w:t>Answer: d</w:t>
-      </w:r>
-    </w:p>
-    <w:p>
-      <w:pPr>
-        <w:spacing w:after="0" w:before="0"/>
-      </w:pPr>
-      <w:r>
-        <w:rPr>
-          <w:b w:val="0"/>
-          <w:sz w:val="21"/>
-        </w:rPr>
-        <w:t>Solution: The idiom means at the last possible moment, just in time.</w:t>
-      </w:r>
-    </w:p>
-    <w:p>
-      <w:pPr>
-        <w:spacing w:after="0" w:before="0"/>
-      </w:pPr>
-      <w:r>
-        <w:rPr>
-          <w:b w:val="0"/>
-          <w:sz w:val="20"/>
-        </w:rPr>
-        <w:t>Positive Marks: 1</w:t>
-      </w:r>
-    </w:p>
-    <w:p>
-      <w:pPr>
-        <w:spacing w:after="160" w:before="0"/>
-      </w:pPr>
-      <w:r>
-        <w:rPr>
-          <w:b w:val="0"/>
-          <w:sz w:val="20"/>
-        </w:rPr>
-        <w:t>Negative Marks: 0.25</w:t>
-      </w:r>
-    </w:p>
-    <w:p>
-      <w:pPr>
-        <w:spacing w:after="20" w:before="120"/>
-      </w:pPr>
-      <w:r>
-        <w:rPr>
-          <w:b/>
-          <w:sz w:val="22"/>
-        </w:rPr>
-        <w:t>Question: Who was the first Governor-General of independent India?</w:t>
-      </w:r>
-    </w:p>
-    <w:p>
-      <w:pPr>
-        <w:spacing w:after="0" w:before="0"/>
-      </w:pPr>
-      <w:r>
-        <w:rPr>
-          <w:b w:val="0"/>
-          <w:sz w:val="22"/>
-        </w:rPr>
-        <w:t>(a) Rajendra Prasad</w:t>
-      </w:r>
-    </w:p>
-    <w:p>
-      <w:pPr>
-        <w:spacing w:after="0" w:before="0"/>
-      </w:pPr>
-      <w:r>
-        <w:rPr>
-          <w:b w:val="0"/>
-          <w:sz w:val="22"/>
-        </w:rPr>
-        <w:t>(b) Lord Wavell</w:t>
-      </w:r>
-    </w:p>
-    <w:p>
-      <w:pPr>
-        <w:spacing w:after="0" w:before="0"/>
-      </w:pPr>
-      <w:r>
-        <w:rPr>
-          <w:b w:val="0"/>
-          <w:sz w:val="22"/>
-        </w:rPr>
-        <w:t>(c) Lord Mountbatten</w:t>
-      </w:r>
-    </w:p>
-    <w:p>
-      <w:pPr>
-        <w:spacing w:after="0" w:before="0"/>
-      </w:pPr>
-      <w:r>
-        <w:rPr>
-          <w:b w:val="0"/>
-          <w:sz w:val="22"/>
-        </w:rPr>
-        <w:t>(d) C. Rajagopalachari</w:t>
-      </w:r>
-    </w:p>
-    <w:p>
-      <w:pPr>
-        <w:spacing w:after="0" w:before="40"/>
-      </w:pPr>
-      <w:r>
-        <w:rPr>
-          <w:b/>
-          <w:sz w:val="22"/>
-        </w:rPr>
-        <w:t>Answer: c</w:t>
-      </w:r>
-    </w:p>
-    <w:p>
-      <w:pPr>
-        <w:spacing w:after="0" w:before="0"/>
-      </w:pPr>
-      <w:r>
-        <w:rPr>
-          <w:b w:val="0"/>
-          <w:sz w:val="21"/>
-        </w:rPr>
-        <w:t>Solution: Lord Mountbatten was the first Governor-General of independent India (1947-48); C. Rajagopalachari was the first Indian Governor-General.</w:t>
-      </w:r>
-    </w:p>
-    <w:p>
-      <w:pPr>
-        <w:spacing w:after="0" w:before="0"/>
-      </w:pPr>
-      <w:r>
-        <w:rPr>
-          <w:b w:val="0"/>
-          <w:sz w:val="20"/>
-        </w:rPr>
-        <w:t>Positive Marks: 1</w:t>
-      </w:r>
-    </w:p>
-    <w:p>
-      <w:pPr>
-        <w:spacing w:after="160" w:before="0"/>
-      </w:pPr>
-      <w:r>
-        <w:rPr>
-          <w:b w:val="0"/>
-          <w:sz w:val="20"/>
-        </w:rPr>
-        <w:t>Negative Marks: 0.25</w:t>
-      </w:r>
-    </w:p>
-    <w:p>
-      <w:pPr>
-        <w:spacing w:after="20" w:before="120"/>
-      </w:pPr>
-      <w:r>
-        <w:rPr>
-          <w:b/>
-          <w:sz w:val="22"/>
-        </w:rPr>
-        <w:t>Question: Find the odd one out: Mango, Banana, Potato, Apple</w:t>
-      </w:r>
-    </w:p>
-    <w:p>
-      <w:pPr>
-        <w:spacing w:after="0" w:before="0"/>
-      </w:pPr>
-      <w:r>
-        <w:rPr>
-          <w:b w:val="0"/>
-          <w:sz w:val="22"/>
-        </w:rPr>
-        <w:t>(a) Banana</w:t>
-      </w:r>
-    </w:p>
-    <w:p>
-      <w:pPr>
-        <w:spacing w:after="0" w:before="0"/>
-      </w:pPr>
-      <w:r>
-        <w:rPr>
-          <w:b w:val="0"/>
-          <w:sz w:val="22"/>
-        </w:rPr>
-        <w:t>(b) Mango</w:t>
-      </w:r>
-    </w:p>
-    <w:p>
-      <w:pPr>
-        <w:spacing w:after="0" w:before="0"/>
-      </w:pPr>
-      <w:r>
-        <w:rPr>
-          <w:b w:val="0"/>
-          <w:sz w:val="22"/>
-        </w:rPr>
-        <w:t>(c) Potato</w:t>
-      </w:r>
-    </w:p>
-    <w:p>
-      <w:pPr>
-        <w:spacing w:after="0" w:before="0"/>
-      </w:pPr>
-      <w:r>
-        <w:rPr>
-          <w:b w:val="0"/>
-          <w:sz w:val="22"/>
-        </w:rPr>
-        <w:t>(d) Apple</w:t>
-      </w:r>
-    </w:p>
-    <w:p>
-      <w:pPr>
-        <w:spacing w:after="0" w:before="40"/>
-      </w:pPr>
-      <w:r>
-        <w:rPr>
-          <w:b/>
-          <w:sz w:val="22"/>
-        </w:rPr>
-        <w:t>Answer: c</w:t>
-      </w:r>
-    </w:p>
-    <w:p>
-      <w:pPr>
-        <w:spacing w:after="0" w:before="0"/>
-      </w:pPr>
-      <w:r>
-        <w:rPr>
-          <w:b w:val="0"/>
-          <w:sz w:val="21"/>
-        </w:rPr>
-        <w:t>Solution: Potato is a vegetable; the others are fruits.</w:t>
-      </w:r>
-    </w:p>
-    <w:p>
-      <w:pPr>
-        <w:spacing w:after="0" w:before="0"/>
-      </w:pPr>
-      <w:r>
-        <w:rPr>
-          <w:b w:val="0"/>
-          <w:sz w:val="20"/>
-        </w:rPr>
-        <w:t>Positive Marks: 1</w:t>
-      </w:r>
-    </w:p>
-    <w:p>
-      <w:pPr>
-        <w:spacing w:after="160" w:before="0"/>
-      </w:pPr>
-      <w:r>
-        <w:rPr>
-          <w:b w:val="0"/>
-          <w:sz w:val="20"/>
-        </w:rPr>
-        <w:t>Negative Marks: 0.25</w:t>
-      </w:r>
-    </w:p>
-    <w:p>
-      <w:pPr>
-        <w:spacing w:after="20" w:before="120"/>
-      </w:pPr>
-      <w:r>
-        <w:rPr>
-          <w:b/>
-          <w:sz w:val="22"/>
-        </w:rPr>
-        <w:t>Question: The idiom 'to cry over spilt milk' means:</w:t>
-      </w:r>
-    </w:p>
-    <w:p>
-      <w:pPr>
-        <w:spacing w:after="0" w:before="0"/>
-      </w:pPr>
-      <w:r>
-        <w:rPr>
-          <w:b w:val="0"/>
-          <w:sz w:val="22"/>
-        </w:rPr>
-        <w:t>(a) To weep continuously</w:t>
-      </w:r>
-    </w:p>
-    <w:p>
-      <w:pPr>
-        <w:spacing w:after="0" w:before="0"/>
-      </w:pPr>
-      <w:r>
-        <w:rPr>
-          <w:b w:val="0"/>
-          <w:sz w:val="22"/>
-        </w:rPr>
-        <w:t>(b) To waste resources</w:t>
-      </w:r>
-    </w:p>
-    <w:p>
-      <w:pPr>
-        <w:spacing w:after="0" w:before="0"/>
-      </w:pPr>
-      <w:r>
-        <w:rPr>
-          <w:b w:val="0"/>
-          <w:sz w:val="22"/>
-        </w:rPr>
-        <w:t>(c) To exaggerate a small problem</w:t>
-      </w:r>
-    </w:p>
-    <w:p>
-      <w:pPr>
-        <w:spacing w:after="0" w:before="0"/>
-      </w:pPr>
-      <w:r>
-        <w:rPr>
-          <w:b w:val="0"/>
-          <w:sz w:val="22"/>
-        </w:rPr>
-        <w:t>(d) To regret something that cannot be undone</w:t>
-      </w:r>
-    </w:p>
-    <w:p>
-      <w:pPr>
-        <w:spacing w:after="0" w:before="40"/>
-      </w:pPr>
-      <w:r>
-        <w:rPr>
-          <w:b/>
-          <w:sz w:val="22"/>
-        </w:rPr>
-        <w:t>Answer: d</w:t>
-      </w:r>
-    </w:p>
-    <w:p>
-      <w:pPr>
-        <w:spacing w:after="0" w:before="0"/>
-      </w:pPr>
-      <w:r>
-        <w:rPr>
-          <w:b w:val="0"/>
-          <w:sz w:val="21"/>
-        </w:rPr>
-        <w:t>Solution: The idiom means regretting or worrying about past mistakes that cannot be changed.</w:t>
-      </w:r>
-    </w:p>
-    <w:p>
-      <w:pPr>
-        <w:spacing w:after="0" w:before="0"/>
-      </w:pPr>
-      <w:r>
-        <w:rPr>
-          <w:b w:val="0"/>
-          <w:sz w:val="20"/>
-        </w:rPr>
-        <w:t>Positive Marks: 1</w:t>
-      </w:r>
-    </w:p>
-    <w:p>
-      <w:pPr>
-        <w:spacing w:after="160" w:before="0"/>
-      </w:pPr>
-      <w:r>
-        <w:rPr>
-          <w:b w:val="0"/>
-          <w:sz w:val="20"/>
-        </w:rPr>
-        <w:t>Negative Marks: 0.25</w:t>
-      </w:r>
-    </w:p>
-    <w:p>
-      <w:pPr>
-        <w:spacing w:after="20" w:before="120"/>
-      </w:pPr>
-      <w:r>
-        <w:rPr>
-          <w:b/>
-          <w:sz w:val="22"/>
-        </w:rPr>
-        <w:t>Question: In a row of 30 students, Ravi is 12th from the left. What is his position from the right?</w:t>
-      </w:r>
-    </w:p>
-    <w:p>
-      <w:pPr>
-        <w:spacing w:after="0" w:before="0"/>
-      </w:pPr>
-      <w:r>
-        <w:rPr>
-          <w:b w:val="0"/>
-          <w:sz w:val="22"/>
-        </w:rPr>
-        <w:t>(a) 19th</w:t>
-      </w:r>
-    </w:p>
-    <w:p>
-      <w:pPr>
-        <w:spacing w:after="0" w:before="0"/>
-      </w:pPr>
-      <w:r>
-        <w:rPr>
-          <w:b w:val="0"/>
-          <w:sz w:val="22"/>
-        </w:rPr>
-        <w:t>(b) 20th</w:t>
-      </w:r>
-    </w:p>
-    <w:p>
-      <w:pPr>
-        <w:spacing w:after="0" w:before="0"/>
-      </w:pPr>
-      <w:r>
-        <w:rPr>
-          <w:b w:val="0"/>
-          <w:sz w:val="22"/>
-        </w:rPr>
-        <w:t>(c) 17th</w:t>
-      </w:r>
-    </w:p>
-    <w:p>
-      <w:pPr>
-        <w:spacing w:after="0" w:before="0"/>
-      </w:pPr>
-      <w:r>
-        <w:rPr>
-          <w:b w:val="0"/>
-          <w:sz w:val="22"/>
-        </w:rPr>
-        <w:t>(d) 18th</w:t>
-      </w:r>
-    </w:p>
-    <w:p>
-      <w:pPr>
-        <w:spacing w:after="0" w:before="40"/>
-      </w:pPr>
-      <w:r>
-        <w:rPr>
-          <w:b/>
-          <w:sz w:val="22"/>
-        </w:rPr>
-        <w:t>Answer: a</w:t>
-      </w:r>
-    </w:p>
-    <w:p>
-      <w:pPr>
-        <w:spacing w:after="0" w:before="0"/>
-      </w:pPr>
-      <w:r>
-        <w:rPr>
-          <w:b w:val="0"/>
-          <w:sz w:val="21"/>
-        </w:rPr>
-        <w:t>Solution: Position from right = total − position from left + 1 = 30 − 12 + 1 = 19.</w:t>
-      </w:r>
-    </w:p>
-    <w:p>
-      <w:pPr>
-        <w:spacing w:after="0" w:before="0"/>
-      </w:pPr>
-      <w:r>
-        <w:rPr>
-          <w:b w:val="0"/>
-          <w:sz w:val="20"/>
-        </w:rPr>
-        <w:t>Positive Marks: 1</w:t>
-      </w:r>
-    </w:p>
-    <w:p>
-      <w:pPr>
-        <w:spacing w:after="160" w:before="0"/>
-      </w:pPr>
-      <w:r>
-        <w:rPr>
-          <w:b w:val="0"/>
-          <w:sz w:val="20"/>
-        </w:rPr>
-        <w:t>Negative Marks: 0.25</w:t>
-      </w:r>
-    </w:p>
-    <w:p>
-      <w:pPr>
-        <w:spacing w:after="20" w:before="120"/>
-      </w:pPr>
-      <w:r>
-        <w:rPr>
-          <w:b/>
-          <w:sz w:val="22"/>
-        </w:rPr>
-        <w:t>Question: If 2 + 3 = 10, 4 + 5 = 36 and 6 + 7 = 84, what is 8 + 9?</w:t>
-      </w:r>
-    </w:p>
-    <w:p>
-      <w:pPr>
-        <w:spacing w:after="0" w:before="0"/>
-      </w:pPr>
-      <w:r>
-        <w:rPr>
-          <w:b w:val="0"/>
-          <w:sz w:val="22"/>
-        </w:rPr>
-        <w:t>(a) 152</w:t>
-      </w:r>
-    </w:p>
-    <w:p>
-      <w:pPr>
-        <w:spacing w:after="0" w:before="0"/>
-      </w:pPr>
-      <w:r>
-        <w:rPr>
-          <w:b w:val="0"/>
-          <w:sz w:val="22"/>
-        </w:rPr>
-        <w:t>(b) 144</w:t>
-      </w:r>
-    </w:p>
-    <w:p>
-      <w:pPr>
-        <w:spacing w:after="0" w:before="0"/>
-      </w:pPr>
-      <w:r>
-        <w:rPr>
-          <w:b w:val="0"/>
-          <w:sz w:val="22"/>
-        </w:rPr>
-        <w:t>(c) 128</w:t>
-      </w:r>
-    </w:p>
-    <w:p>
-      <w:pPr>
-        <w:spacing w:after="0" w:before="0"/>
-      </w:pPr>
-      <w:r>
-        <w:rPr>
-          <w:b w:val="0"/>
-          <w:sz w:val="22"/>
-        </w:rPr>
-        <w:t>(d) 136</w:t>
-      </w:r>
-    </w:p>
-    <w:p>
-      <w:pPr>
-        <w:spacing w:after="0" w:before="40"/>
-      </w:pPr>
-      <w:r>
-        <w:rPr>
-          <w:b/>
-          <w:sz w:val="22"/>
-        </w:rPr>
-        <w:t>Answer: d</w:t>
-      </w:r>
-    </w:p>
-    <w:p>
-      <w:pPr>
-        <w:spacing w:after="0" w:before="0"/>
-      </w:pPr>
-      <w:r>
-        <w:rPr>
-          <w:b w:val="0"/>
-          <w:sz w:val="21"/>
-        </w:rPr>
-        <w:t>Solution: The rule is a × (a + b): 2×5=10, 4×9=36, 6×14=84, so 8×17 = 136.</w:t>
-      </w:r>
-    </w:p>
-    <w:p>
-      <w:pPr>
-        <w:spacing w:after="0" w:before="0"/>
-      </w:pPr>
-      <w:r>
-        <w:rPr>
-          <w:b w:val="0"/>
-          <w:sz w:val="20"/>
-        </w:rPr>
-        <w:t>Positive Marks: 1</w:t>
-      </w:r>
-    </w:p>
-    <w:p>
-      <w:pPr>
-        <w:spacing w:after="160" w:before="0"/>
-      </w:pPr>
-      <w:r>
-        <w:rPr>
-          <w:b w:val="0"/>
-          <w:sz w:val="20"/>
-        </w:rPr>
-        <w:t>Negative Marks: 0.25</w:t>
-      </w:r>
-    </w:p>
-    <w:p>
-      <w:pPr>
-        <w:spacing w:after="20" w:before="120"/>
-      </w:pPr>
-      <w:r>
-        <w:rPr>
-          <w:b/>
-          <w:sz w:val="22"/>
-        </w:rPr>
-        <w:t>Question: The 'GST' rate on essential food items such as grains and milk is:</w:t>
-      </w:r>
-    </w:p>
-    <w:p>
-      <w:pPr>
-        <w:spacing w:after="0" w:before="0"/>
-      </w:pPr>
-      <w:r>
-        <w:rPr>
-          <w:b w:val="0"/>
-          <w:sz w:val="22"/>
-        </w:rPr>
-        <w:t>(a) 0%</w:t>
-      </w:r>
-    </w:p>
-    <w:p>
-      <w:pPr>
-        <w:spacing w:after="0" w:before="0"/>
-      </w:pPr>
-      <w:r>
-        <w:rPr>
-          <w:b w:val="0"/>
-          <w:sz w:val="22"/>
-        </w:rPr>
-        <w:t>(b) 12%</w:t>
-      </w:r>
-    </w:p>
-    <w:p>
-      <w:pPr>
-        <w:spacing w:after="0" w:before="0"/>
-      </w:pPr>
-      <w:r>
-        <w:rPr>
-          <w:b w:val="0"/>
-          <w:sz w:val="22"/>
-        </w:rPr>
-        <w:t>(c) 5%</w:t>
-      </w:r>
-    </w:p>
-    <w:p>
-      <w:pPr>
-        <w:spacing w:after="0" w:before="0"/>
-      </w:pPr>
-      <w:r>
-        <w:rPr>
-          <w:b w:val="0"/>
-          <w:sz w:val="22"/>
-        </w:rPr>
-        <w:t>(d) 18%</w:t>
-      </w:r>
-    </w:p>
-    <w:p>
-      <w:pPr>
-        <w:spacing w:after="0" w:before="40"/>
-      </w:pPr>
-      <w:r>
-        <w:rPr>
-          <w:b/>
-          <w:sz w:val="22"/>
-        </w:rPr>
-        <w:t>Answer: a</w:t>
-      </w:r>
-    </w:p>
-    <w:p>
-      <w:pPr>
-        <w:spacing w:after="0" w:before="0"/>
-      </w:pPr>
-      <w:r>
-        <w:rPr>
-          <w:b w:val="0"/>
-          <w:sz w:val="21"/>
-        </w:rPr>
-        <w:t>Solution: Basic food items like grains, milk and vegetables are exempt (0%) under GST.</w:t>
-      </w:r>
-    </w:p>
-    <w:p>
-      <w:pPr>
-        <w:spacing w:after="0" w:before="0"/>
-      </w:pPr>
-      <w:r>
-        <w:rPr>
-          <w:b w:val="0"/>
-          <w:sz w:val="20"/>
-        </w:rPr>
-        <w:t>Positive Marks: 1</w:t>
-      </w:r>
-    </w:p>
-    <w:p>
-      <w:pPr>
-        <w:spacing w:after="160" w:before="0"/>
-      </w:pPr>
-      <w:r>
-        <w:rPr>
-          <w:b w:val="0"/>
-          <w:sz w:val="20"/>
-        </w:rPr>
-        <w:t>Negative Marks: 0.25</w:t>
-      </w:r>
-    </w:p>
-    <w:p>
-      <w:pPr>
-        <w:spacing w:after="20" w:before="120"/>
-      </w:pPr>
-      <w:r>
-        <w:rPr>
-          <w:b/>
-          <w:sz w:val="22"/>
-        </w:rPr>
-        <w:t>Question: Find the next term in the series: B, D, G, K, P, ?</w:t>
-      </w:r>
-    </w:p>
-    <w:p>
-      <w:pPr>
-        <w:spacing w:after="0" w:before="0"/>
-      </w:pPr>
-      <w:r>
-        <w:rPr>
-          <w:b w:val="0"/>
-          <w:sz w:val="22"/>
-        </w:rPr>
-        <w:t>(a) V</w:t>
-      </w:r>
-    </w:p>
-    <w:p>
-      <w:pPr>
-        <w:spacing w:after="0" w:before="0"/>
-      </w:pPr>
-      <w:r>
-        <w:rPr>
-          <w:b w:val="0"/>
-          <w:sz w:val="22"/>
-        </w:rPr>
-        <w:t>(b) W</w:t>
-      </w:r>
-    </w:p>
-    <w:p>
-      <w:pPr>
-        <w:spacing w:after="0" w:before="0"/>
-      </w:pPr>
-      <w:r>
-        <w:rPr>
-          <w:b w:val="0"/>
-          <w:sz w:val="22"/>
-        </w:rPr>
-        <w:t>(c) T</w:t>
-      </w:r>
-    </w:p>
-    <w:p>
-      <w:pPr>
-        <w:spacing w:after="0" w:before="0"/>
-      </w:pPr>
-      <w:r>
-        <w:rPr>
-          <w:b w:val="0"/>
-          <w:sz w:val="22"/>
-        </w:rPr>
-        <w:t>(d) U</w:t>
-      </w:r>
-    </w:p>
-    <w:p>
-      <w:pPr>
-        <w:spacing w:after="0" w:before="40"/>
-      </w:pPr>
-      <w:r>
-        <w:rPr>
-          <w:b/>
-          <w:sz w:val="22"/>
-        </w:rPr>
-        <w:t>Answer: a</w:t>
-      </w:r>
-    </w:p>
-    <w:p>
-      <w:pPr>
-        <w:spacing w:after="0" w:before="0"/>
-      </w:pPr>
-      <w:r>
-        <w:rPr>
-          <w:b w:val="0"/>
-          <w:sz w:val="21"/>
-        </w:rPr>
-        <w:t>Solution: Advances are +2, +3, +4, +5, +6: P + 6 = V.</w:t>
-      </w:r>
-    </w:p>
-    <w:p>
-      <w:pPr>
-        <w:spacing w:after="0" w:before="0"/>
-      </w:pPr>
-      <w:r>
-        <w:rPr>
-          <w:b w:val="0"/>
-          <w:sz w:val="20"/>
-        </w:rPr>
-        <w:t>Positive Marks: 1</w:t>
-      </w:r>
-    </w:p>
-    <w:p>
-      <w:pPr>
-        <w:spacing w:after="160" w:before="0"/>
-      </w:pPr>
-      <w:r>
-        <w:rPr>
-          <w:b w:val="0"/>
-          <w:sz w:val="20"/>
-        </w:rPr>
-        <w:t>Negative Marks: 0.25</w:t>
-      </w:r>
-    </w:p>
-    <w:p>
-      <w:pPr>
-        <w:spacing w:after="20" w:before="120"/>
-      </w:pPr>
-      <w:r>
-        <w:rPr>
-          <w:b/>
-          <w:sz w:val="22"/>
-        </w:rPr>
-        <w:t>Question: Article 21 of the Indian Constitution deals with:</w:t>
-      </w:r>
-    </w:p>
-    <w:p>
-      <w:pPr>
-        <w:spacing w:after="0" w:before="0"/>
-      </w:pPr>
-      <w:r>
-        <w:rPr>
-          <w:b w:val="0"/>
-          <w:sz w:val="22"/>
-        </w:rPr>
-        <w:t>(a) Protection of life and personal liberty</w:t>
-      </w:r>
-    </w:p>
-    <w:p>
-      <w:pPr>
-        <w:spacing w:after="0" w:before="0"/>
-      </w:pPr>
-      <w:r>
-        <w:rPr>
-          <w:b w:val="0"/>
-          <w:sz w:val="22"/>
-        </w:rPr>
-        <w:t>(b) Right to education</w:t>
-      </w:r>
-    </w:p>
-    <w:p>
-      <w:pPr>
-        <w:spacing w:after="0" w:before="0"/>
-      </w:pPr>
-      <w:r>
-        <w:rPr>
-          <w:b w:val="0"/>
-          <w:sz w:val="22"/>
-        </w:rPr>
-        <w:t>(c) Freedom of religion</w:t>
-      </w:r>
-    </w:p>
-    <w:p>
-      <w:pPr>
-        <w:spacing w:after="0" w:before="0"/>
-      </w:pPr>
-      <w:r>
-        <w:rPr>
-          <w:b w:val="0"/>
-          <w:sz w:val="22"/>
-        </w:rPr>
-        <w:t>(d) Equality before law</w:t>
-      </w:r>
-    </w:p>
-    <w:p>
-      <w:pPr>
-        <w:spacing w:after="0" w:before="40"/>
-      </w:pPr>
-      <w:r>
-        <w:rPr>
-          <w:b/>
-          <w:sz w:val="22"/>
-        </w:rPr>
-        <w:t>Answer: a</w:t>
-      </w:r>
-    </w:p>
-    <w:p>
-      <w:pPr>
-        <w:spacing w:after="0" w:before="0"/>
-      </w:pPr>
-      <w:r>
-        <w:rPr>
-          <w:b w:val="0"/>
-          <w:sz w:val="21"/>
-        </w:rPr>
-        <w:t>Solution: Article 21 guarantees protection of life and personal liberty, interpreted to include the right to privacy and dignity.</w:t>
-      </w:r>
-    </w:p>
-    <w:p>
-      <w:pPr>
-        <w:spacing w:after="0" w:before="0"/>
-      </w:pPr>
-      <w:r>
-        <w:rPr>
-          <w:b w:val="0"/>
-          <w:sz w:val="20"/>
-        </w:rPr>
-        <w:t>Positive Marks: 1</w:t>
-      </w:r>
-    </w:p>
-    <w:p>
-      <w:pPr>
-        <w:spacing w:after="160" w:before="0"/>
-      </w:pPr>
-      <w:r>
-        <w:rPr>
-          <w:b w:val="0"/>
-          <w:sz w:val="20"/>
-        </w:rPr>
-        <w:t>Negative Marks: 0.25</w:t>
-      </w:r>
-    </w:p>
-    <w:p>
-      <w:pPr>
-        <w:spacing w:after="20" w:before="120"/>
-      </w:pPr>
-      <w:r>
-        <w:rPr>
-          <w:b/>
-          <w:sz w:val="22"/>
-        </w:rPr>
-        <w:t>Question: Which number replaces the question mark?  5 : 25 :: 8 : ?</w:t>
-      </w:r>
-    </w:p>
-    <w:p>
-      <w:pPr>
-        <w:spacing w:after="0" w:before="0"/>
-      </w:pPr>
-      <w:r>
-        <w:rPr>
-          <w:b w:val="0"/>
-          <w:sz w:val="22"/>
-        </w:rPr>
-        <w:t>(a) 68</w:t>
-      </w:r>
-    </w:p>
-    <w:p>
-      <w:pPr>
-        <w:spacing w:after="0" w:before="0"/>
-      </w:pPr>
-      <w:r>
-        <w:rPr>
-          <w:b w:val="0"/>
-          <w:sz w:val="22"/>
-        </w:rPr>
-        <w:t>(b) 58</w:t>
-      </w:r>
-    </w:p>
-    <w:p>
-      <w:pPr>
-        <w:spacing w:after="0" w:before="0"/>
-      </w:pPr>
-      <w:r>
-        <w:rPr>
-          <w:b w:val="0"/>
-          <w:sz w:val="22"/>
-        </w:rPr>
-        <w:t>(c) 72</w:t>
-      </w:r>
-    </w:p>
-    <w:p>
-      <w:pPr>
-        <w:spacing w:after="0" w:before="0"/>
-      </w:pPr>
-      <w:r>
-        <w:rPr>
-          <w:b w:val="0"/>
-          <w:sz w:val="22"/>
-        </w:rPr>
-        <w:t>(d) 64</w:t>
-      </w:r>
-    </w:p>
-    <w:p>
-      <w:pPr>
-        <w:spacing w:after="0" w:before="40"/>
-      </w:pPr>
-      <w:r>
-        <w:rPr>
-          <w:b/>
-          <w:sz w:val="22"/>
-        </w:rPr>
-        <w:t>Answer: d</w:t>
-      </w:r>
-    </w:p>
-    <w:p>
-      <w:pPr>
-        <w:spacing w:after="0" w:before="0"/>
-      </w:pPr>
-      <w:r>
-        <w:rPr>
-          <w:b w:val="0"/>
-          <w:sz w:val="21"/>
-        </w:rPr>
-        <w:t>Solution: The relation is squaring: 5² = 25, so 8² = 64.</w:t>
-      </w:r>
-    </w:p>
-    <w:p>
-      <w:pPr>
-        <w:spacing w:after="0" w:before="0"/>
-      </w:pPr>
-      <w:r>
-        <w:rPr>
-          <w:b w:val="0"/>
-          <w:sz w:val="20"/>
-        </w:rPr>
-        <w:t>Positive Marks: 1</w:t>
-      </w:r>
-    </w:p>
-    <w:p>
-      <w:pPr>
-        <w:spacing w:after="160" w:before="0"/>
-      </w:pPr>
-      <w:r>
-        <w:rPr>
-          <w:b w:val="0"/>
-          <w:sz w:val="20"/>
-        </w:rPr>
-        <w:t>Negative Marks: 0.25</w:t>
-      </w:r>
-    </w:p>
-    <w:p>
-      <w:pPr>
-        <w:spacing w:after="20" w:before="120"/>
-      </w:pPr>
-      <w:r>
-        <w:rPr>
-          <w:b/>
-          <w:sz w:val="22"/>
-        </w:rPr>
-        <w:t>Question: The 'Pradhan Mantri Jan Dhan Yojana' primarily aims at:</w:t>
-      </w:r>
-    </w:p>
-    <w:p>
-      <w:pPr>
-        <w:spacing w:after="0" w:before="0"/>
-      </w:pPr>
-      <w:r>
-        <w:rPr>
-          <w:b w:val="0"/>
-          <w:sz w:val="22"/>
-        </w:rPr>
-        <w:t>(a) Financial inclusion</w:t>
-      </w:r>
-    </w:p>
-    <w:p>
-      <w:pPr>
-        <w:spacing w:after="0" w:before="0"/>
-      </w:pPr>
-      <w:r>
-        <w:rPr>
-          <w:b w:val="0"/>
-          <w:sz w:val="22"/>
-        </w:rPr>
-        <w:t>(b) Housing for all</w:t>
-      </w:r>
-    </w:p>
-    <w:p>
-      <w:pPr>
-        <w:spacing w:after="0" w:before="0"/>
-      </w:pPr>
-      <w:r>
-        <w:rPr>
-          <w:b w:val="0"/>
-          <w:sz w:val="22"/>
-        </w:rPr>
-        <w:t>(c) Rural employment</w:t>
-      </w:r>
-    </w:p>
-    <w:p>
-      <w:pPr>
-        <w:spacing w:after="0" w:before="0"/>
-      </w:pPr>
-      <w:r>
-        <w:rPr>
-          <w:b w:val="0"/>
-          <w:sz w:val="22"/>
-        </w:rPr>
-        <w:t>(d) Skill development</w:t>
-      </w:r>
-    </w:p>
-    <w:p>
-      <w:pPr>
-        <w:spacing w:after="0" w:before="40"/>
-      </w:pPr>
-      <w:r>
-        <w:rPr>
-          <w:b/>
-          <w:sz w:val="22"/>
-        </w:rPr>
-        <w:t>Answer: a</w:t>
-      </w:r>
-    </w:p>
-    <w:p>
-      <w:pPr>
-        <w:spacing w:after="0" w:before="0"/>
-      </w:pPr>
-      <w:r>
-        <w:rPr>
-          <w:b w:val="0"/>
-          <w:sz w:val="21"/>
-        </w:rPr>
-        <w:t>Solution: PMJDY (2014) aims at financial inclusion by providing every household access to a bank account.</w:t>
-      </w:r>
-    </w:p>
-    <w:p>
-      <w:pPr>
-        <w:spacing w:after="0" w:before="0"/>
-      </w:pPr>
-      <w:r>
-        <w:rPr>
-          <w:b w:val="0"/>
-          <w:sz w:val="20"/>
-        </w:rPr>
-        <w:t>Positive Marks: 1</w:t>
-      </w:r>
-    </w:p>
-    <w:p>
-      <w:pPr>
-        <w:spacing w:after="160" w:before="0"/>
-      </w:pPr>
-      <w:r>
-        <w:rPr>
-          <w:b w:val="0"/>
-          <w:sz w:val="20"/>
-        </w:rPr>
-        <w:t>Negative Marks: 0.25</w:t>
-      </w:r>
-    </w:p>
-    <w:p>
-      <w:pPr>
-        <w:spacing w:after="20" w:before="120"/>
-      </w:pPr>
-      <w:r>
-        <w:rPr>
-          <w:b/>
-          <w:sz w:val="22"/>
-        </w:rPr>
-        <w:t>Question: In solar system, which of the following is the third planet from the sun?</w:t>
-      </w:r>
-    </w:p>
-    <w:p>
-      <w:pPr>
-        <w:spacing w:after="0" w:before="0"/>
-      </w:pPr>
-      <w:r>
-        <w:rPr>
-          <w:b w:val="0"/>
-          <w:sz w:val="22"/>
-        </w:rPr>
-        <w:t>(a) Mercury</w:t>
-      </w:r>
-    </w:p>
-    <w:p>
-      <w:pPr>
-        <w:spacing w:after="0" w:before="0"/>
-      </w:pPr>
-      <w:r>
-        <w:rPr>
-          <w:b w:val="0"/>
-          <w:sz w:val="22"/>
-        </w:rPr>
-        <w:t>(b) Venus</w:t>
-      </w:r>
-    </w:p>
-    <w:p>
-      <w:pPr>
-        <w:spacing w:after="0" w:before="0"/>
-      </w:pPr>
-      <w:r>
-        <w:rPr>
-          <w:b w:val="0"/>
-          <w:sz w:val="22"/>
-        </w:rPr>
-        <w:t>(c) Earth</w:t>
-      </w:r>
-    </w:p>
-    <w:p>
-      <w:pPr>
-        <w:spacing w:after="0" w:before="0"/>
-      </w:pPr>
-      <w:r>
-        <w:rPr>
-          <w:b w:val="0"/>
-          <w:sz w:val="22"/>
-        </w:rPr>
-        <w:t>(d) Saturn</w:t>
-      </w:r>
-    </w:p>
-    <w:p>
-      <w:pPr>
-        <w:spacing w:after="0" w:before="40"/>
-      </w:pPr>
-      <w:r>
-        <w:rPr>
-          <w:b/>
-          <w:sz w:val="22"/>
-        </w:rPr>
-        <w:t>Answer: c</w:t>
-      </w:r>
-    </w:p>
-    <w:p>
-      <w:pPr>
-        <w:spacing w:after="0" w:before="0"/>
-      </w:pPr>
-      <w:r>
-        <w:rPr>
-          <w:b w:val="0"/>
-          <w:sz w:val="21"/>
-        </w:rPr>
-        <w:t>Solution: In the solar system, the third planet from the sun is Earth. Earth is the planet we inhabit and is located between Venus, the second planet, and Mars, the fourth planet, in the order of their distance from the sun.</w:t>
-      </w:r>
-    </w:p>
-    <w:p>
-      <w:pPr>
-        <w:spacing w:after="0" w:before="0"/>
-      </w:pPr>
-      <w:r>
-        <w:rPr>
-          <w:b w:val="0"/>
-          <w:sz w:val="20"/>
-        </w:rPr>
-        <w:t>Positive Marks: 1</w:t>
-      </w:r>
-    </w:p>
-    <w:p>
-      <w:pPr>
-        <w:spacing w:after="160" w:before="0"/>
-      </w:pPr>
-      <w:r>
-        <w:rPr>
-          <w:b w:val="0"/>
-          <w:sz w:val="20"/>
-        </w:rPr>
-        <w:t>Negative Marks: 0.25</w:t>
+      <w:r>
+        <w:t xml:space="preserve">Question: If a sum of money doubles in 5 years at simple interest, the rate of interest per annum is:</w:t>
+      </w:r>
+    </w:p>
+    <w:p>
+      <w:r>
+        <w:t xml:space="preserve">(a) 10%</w:t>
+      </w:r>
+    </w:p>
+    <w:p>
+      <w:r>
+        <w:t xml:space="preserve">(b) 15%</w:t>
+      </w:r>
+    </w:p>
+    <w:p>
+      <w:r>
+        <w:t xml:space="preserve">(c) 20%</w:t>
+      </w:r>
+    </w:p>
+    <w:p>
+      <w:r>
+        <w:t xml:space="preserve">(d) 25%</w:t>
+      </w:r>
+    </w:p>
+    <w:p>
+      <w:r>
+        <w:t xml:space="preserve">Answer: c</w:t>
+      </w:r>
+    </w:p>
+    <w:p>
+      <w:r>
+        <w:t xml:space="preserve">Solution: ✅ Correct Answer: (c) 20%</w:t>
+      </w:r>
+    </w:p>
+    <w:p>
+      <w:r>
+        <w:t xml:space="preserve">🧠 Clinical Rationale: If the sum DOUBLES, the interest earned equals the principal: SI = P. Using SI = (P × R × T)/100: P = (P × R × 5)/100 → R = 100/5 = 20% per annum.</w:t>
+      </w:r>
+    </w:p>
+    <w:p>
+      <w:r>
+        <w:t xml:space="preserve">🔍 Key Clues: "Doubles in 5 years at simple interest" → interest = principal → R = 100/T = 20%.</w:t>
+      </w:r>
+    </w:p>
+    <w:p>
+      <w:r>
+        <w:t xml:space="preserve">❌ Why Not Other Options?</w:t>
+      </w:r>
+    </w:p>
+    <w:p>
+      <w:r>
+        <w:t xml:space="preserve">(a) — 10% would double the money in 10 years (100/10).</w:t>
+      </w:r>
+    </w:p>
+    <w:p>
+      <w:r>
+        <w:t xml:space="preserve">(b) — 15% would take ~6.67 years.</w:t>
+      </w:r>
+    </w:p>
+    <w:p>
+      <w:r>
+        <w:t xml:space="preserve">(d) — 25% would double it in 4 years.</w:t>
+      </w:r>
+    </w:p>
+    <w:p>
+      <w:r>
+        <w:t xml:space="preserve">⚠️ Exam Trap: The "doubling rule" shortcut: for SI, doubling time = 100/R → R = 100/doubling time = 100/5 = 20%.</w:t>
+      </w:r>
+    </w:p>
+    <w:p>
+      <w:r>
+        <w:t xml:space="preserve">💎 PNC Pearl: SI doubling: R = 100 ÷ years (e.g., 5 years → 20%). This mirrors the Rule of 72 (for compound interest).</w:t>
+      </w:r>
+    </w:p>
+    <w:p>
+      <w:r>
+        <w:t xml:space="preserve">📌 Concept Extension: If money TRIPLES, interest = 2P → R = 200/T = 40% in 5 years.</w:t>
+      </w:r>
+    </w:p>
+    <w:p>
+      <w:r>
+        <w:t xml:space="preserve">Positive Marks: 1</w:t>
+      </w:r>
+    </w:p>
+    <w:p>
+      <w:r>
+        <w:t xml:space="preserve">Negative Marks: 0.25</w:t>
+      </w:r>
+    </w:p>
+    <w:p>
+      <w:r>
+        <w:t xml:space="preserve"/>
+      </w:r>
+    </w:p>
+    <w:p>
+      <w:r>
+        <w:t xml:space="preserve">Question: Which of the following is a characteristic of a solid-state drive (SSD)?</w:t>
+      </w:r>
+    </w:p>
+    <w:p>
+      <w:r>
+        <w:t xml:space="preserve">(a) No moving parts, faster access</w:t>
+      </w:r>
+    </w:p>
+    <w:p>
+      <w:r>
+        <w:t xml:space="preserve">(b) Uses magnetic platters</w:t>
+      </w:r>
+    </w:p>
+    <w:p>
+      <w:r>
+        <w:t xml:space="preserve">(c) Slower than hard disks</w:t>
+      </w:r>
+    </w:p>
+    <w:p>
+      <w:r>
+        <w:t xml:space="preserve">(d) Requires frequent defragmentation</w:t>
+      </w:r>
+    </w:p>
+    <w:p>
+      <w:r>
+        <w:t xml:space="preserve">Answer: a</w:t>
+      </w:r>
+    </w:p>
+    <w:p>
+      <w:r>
+        <w:t xml:space="preserve">Solution: ✅ Correct Answer: (a) No moving parts, faster access</w:t>
+      </w:r>
+    </w:p>
+    <w:p>
+      <w:r>
+        <w:t xml:space="preserve">🧠 Clinical Rationale: SSDs use FLASH MEMORY with NO MOVING PARTS — giving faster read/write speeds, lower power consumption, silence, and shock resistance compared to HDDs (which use spinning magnetic platters).</w:t>
+      </w:r>
+    </w:p>
+    <w:p>
+      <w:r>
+        <w:t xml:space="preserve">🔍 Key Clues: "Solid-state drive (SSD)" → flash memory = no moving parts + fast access.</w:t>
+      </w:r>
+    </w:p>
+    <w:p>
+      <w:r>
+        <w:t xml:space="preserve">❌ Why Not Other Options?</w:t>
+      </w:r>
+    </w:p>
+    <w:p>
+      <w:r>
+        <w:t xml:space="preserve">(b) — Magnetic platters are the HDD design.</w:t>
+      </w:r>
+    </w:p>
+    <w:p>
+      <w:r>
+        <w:t xml:space="preserve">(c) — SSDs are FASTER than hard disks, not slower.</w:t>
+      </w:r>
+    </w:p>
+    <w:p>
+      <w:r>
+        <w:t xml:space="preserve">(d) — Defragmentation is an HDD maintenance task — SSDs don't need it (and it can reduce SSD lifespan).</w:t>
+      </w:r>
+    </w:p>
+    <w:p>
+      <w:r>
+        <w:t xml:space="preserve">⚠️ Exam Trap: SSD = flash/no moving parts; HDD = magnetic platters/spinning. The defragmentation point is a favorite wrong option for SSDs.</w:t>
+      </w:r>
+    </w:p>
+    <w:p>
+      <w:r>
+        <w:t xml:space="preserve">💎 PNC Pearl: "SSD = solid state = no spin; HDD = hard disk = spinning platters."</w:t>
+      </w:r>
+    </w:p>
+    <w:p>
+      <w:r>
+        <w:t xml:space="preserve">📌 Concept Extension: SSDs use NAND flash with wear-leveling; TRIM commands maintain performance.</w:t>
+      </w:r>
+    </w:p>
+    <w:p>
+      <w:r>
+        <w:t xml:space="preserve">Positive Marks: 1</w:t>
+      </w:r>
+    </w:p>
+    <w:p>
+      <w:r>
+        <w:t xml:space="preserve">Negative Marks: 0.25</w:t>
+      </w:r>
+    </w:p>
+    <w:p>
+      <w:r>
+        <w:t xml:space="preserve"/>
+      </w:r>
+    </w:p>
+    <w:p>
+      <w:r>
+        <w:t xml:space="preserve">Question: The "Right to Education" (RTE) Act makes education free and compulsory for children aged:</w:t>
+      </w:r>
+    </w:p>
+    <w:p>
+      <w:r>
+        <w:t xml:space="preserve">(a) 6–14 years</w:t>
+      </w:r>
+    </w:p>
+    <w:p>
+      <w:r>
+        <w:t xml:space="preserve">(b) 3–5 years</w:t>
+      </w:r>
+    </w:p>
+    <w:p>
+      <w:r>
+        <w:t xml:space="preserve">(c) 15–18 years</w:t>
+      </w:r>
+    </w:p>
+    <w:p>
+      <w:r>
+        <w:t xml:space="preserve">(d) 0–3 years</w:t>
+      </w:r>
+    </w:p>
+    <w:p>
+      <w:r>
+        <w:t xml:space="preserve">Answer: a</w:t>
+      </w:r>
+    </w:p>
+    <w:p>
+      <w:r>
+        <w:t xml:space="preserve">Solution: ✅ Correct Answer: (a) 6–14 years</w:t>
+      </w:r>
+    </w:p>
+    <w:p>
+      <w:r>
+        <w:t xml:space="preserve">🧠 Clinical Rationale: The RTE Act 2009 (effective 1 April 2010) makes FREE AND COMPULSORY elementary education a FUNDAMENTAL RIGHT for children aged 6–14 — under Article 21A, with 25% reservation for disadvantaged children in private schools.</w:t>
+      </w:r>
+    </w:p>
+    <w:p>
+      <w:r>
+        <w:t xml:space="preserve">🔍 Key Clues: "RTE... free and compulsory for children aged" → 6–14 years.</w:t>
+      </w:r>
+    </w:p>
+    <w:p>
+      <w:r>
+        <w:t xml:space="preserve">❌ Why Not Other Options?</w:t>
+      </w:r>
+    </w:p>
+    <w:p>
+      <w:r>
+        <w:t xml:space="preserve">(b) — 3–5 years is preschool age — not covered by RTE.</w:t>
+      </w:r>
+    </w:p>
+    <w:p>
+      <w:r>
+        <w:t xml:space="preserve">(c) — 15–18 years is secondary education — outside RTE's scope.</w:t>
+      </w:r>
+    </w:p>
+    <w:p>
+      <w:r>
+        <w:t xml:space="preserve">(d) — 0–3 years is early childhood — not RTE.</w:t>
+      </w:r>
+    </w:p>
+    <w:p>
+      <w:r>
+        <w:t xml:space="preserve">⚠️ Exam Trap: "Article 21A + 6–14 years" is the RTE pairing — the age band is the direct fact.</w:t>
+      </w:r>
+    </w:p>
+    <w:p>
+      <w:r>
+        <w:t xml:space="preserve">💎 PNC Pearl: RTE 2009: free education 6–14, Article 21A, 25% EWS reservation, no detention policy debate.</w:t>
+      </w:r>
+    </w:p>
+    <w:p>
+      <w:r>
+        <w:t xml:space="preserve">📌 Concept Extension: RTE mandates infrastructure norms (teachers, classrooms, toilets) for all schools.</w:t>
+      </w:r>
+    </w:p>
+    <w:p>
+      <w:r>
+        <w:t xml:space="preserve">Positive Marks: 1</w:t>
+      </w:r>
+    </w:p>
+    <w:p>
+      <w:r>
+        <w:t xml:space="preserve">Negative Marks: 0.25</w:t>
+      </w:r>
+    </w:p>
+    <w:p>
+      <w:r>
+        <w:t xml:space="preserve"/>
+      </w:r>
+    </w:p>
+    <w:p>
+      <w:r>
+        <w:t xml:space="preserve">Question: A man earns ₹900 per day. In 6 days he earns:</w:t>
+      </w:r>
+    </w:p>
+    <w:p>
+      <w:r>
+        <w:t xml:space="preserve">(a) ₹4,500</w:t>
+      </w:r>
+    </w:p>
+    <w:p>
+      <w:r>
+        <w:t xml:space="preserve">(b) ₹5,000</w:t>
+      </w:r>
+    </w:p>
+    <w:p>
+      <w:r>
+        <w:t xml:space="preserve">(c) ₹5,400</w:t>
+      </w:r>
+    </w:p>
+    <w:p>
+      <w:r>
+        <w:t xml:space="preserve">(d) ₹6,000</w:t>
+      </w:r>
+    </w:p>
+    <w:p>
+      <w:r>
+        <w:t xml:space="preserve">Answer: c</w:t>
+      </w:r>
+    </w:p>
+    <w:p>
+      <w:r>
+        <w:t xml:space="preserve">Solution: ✅ Correct Answer: (c) ₹5,400</w:t>
+      </w:r>
+    </w:p>
+    <w:p>
+      <w:r>
+        <w:t xml:space="preserve">🧠 Clinical Rationale: Earnings = Rate × Time = ₹900 × 6 = ₹5,400. 900 × 6 = 5,400.</w:t>
+      </w:r>
+    </w:p>
+    <w:p>
+      <w:r>
+        <w:t xml:space="preserve">🔍 Key Clues: "₹900 per day" × "6 days" → multiply 900 by 6.</w:t>
+      </w:r>
+    </w:p>
+    <w:p>
+      <w:r>
+        <w:t xml:space="preserve">❌ Why Not Other Options?</w:t>
+      </w:r>
+    </w:p>
+    <w:p>
+      <w:r>
+        <w:t xml:space="preserve">(a) — ₹4,500 is 900 × 5 — one day short.</w:t>
+      </w:r>
+    </w:p>
+    <w:p>
+      <w:r>
+        <w:t xml:space="preserve">(b) — ₹5,000 is a rounded wrong figure.</w:t>
+      </w:r>
+    </w:p>
+    <w:p>
+      <w:r>
+        <w:t xml:space="preserve">(d) — ₹6,000 would be 1,000 × 6.</w:t>
+      </w:r>
+    </w:p>
+    <w:p>
+      <w:r>
+        <w:t xml:space="preserve">⚠️ Exam Trap: Simple multiplication — 9 × 6 = 54, then add two zeros: 5,400.</w:t>
+      </w:r>
+    </w:p>
+    <w:p>
+      <w:r>
+        <w:t xml:space="preserve">💎 PNC Pearl: Total = daily rate × days — keep the zeros straight (900 × 6 = 5,400).</w:t>
+      </w:r>
+    </w:p>
+    <w:p>
+      <w:r>
+        <w:t xml:space="preserve">📌 Concept Extension: If he worked 6 days at ₹900 and 2 days at ₹1,100, total = 5,400 + 2,200 = ₹7,600.</w:t>
+      </w:r>
+    </w:p>
+    <w:p>
+      <w:r>
+        <w:t xml:space="preserve">Positive Marks: 1</w:t>
+      </w:r>
+    </w:p>
+    <w:p>
+      <w:r>
+        <w:t xml:space="preserve">Negative Marks: 0.25</w:t>
+      </w:r>
+    </w:p>
+    <w:p>
+      <w:r>
+        <w:t xml:space="preserve"/>
+      </w:r>
+    </w:p>
+    <w:p>
+      <w:r>
+        <w:t xml:space="preserve">Question: The unit used to measure the processing speed of a CPU is:</w:t>
+      </w:r>
+    </w:p>
+    <w:p>
+      <w:r>
+        <w:t xml:space="preserve">(a) Hertz (GHz)</w:t>
+      </w:r>
+    </w:p>
+    <w:p>
+      <w:r>
+        <w:t xml:space="preserve">(b) Bytes</w:t>
+      </w:r>
+    </w:p>
+    <w:p>
+      <w:r>
+        <w:t xml:space="preserve">(c) Watts</w:t>
+      </w:r>
+    </w:p>
+    <w:p>
+      <w:r>
+        <w:t xml:space="preserve">(d) Pixels</w:t>
+      </w:r>
+    </w:p>
+    <w:p>
+      <w:r>
+        <w:t xml:space="preserve">Answer: a</w:t>
+      </w:r>
+    </w:p>
+    <w:p>
+      <w:r>
+        <w:t xml:space="preserve">Solution: ✅ Correct Answer: (a) Hertz (GHz)</w:t>
+      </w:r>
+    </w:p>
+    <w:p>
+      <w:r>
+        <w:t xml:space="preserve">🧠 Clinical Rationale: CPU speed is measured in HERTZ — billions of cycles per second (GHz). A 3.0 GHz processor executes ~3 billion clock cycles per second. Bytes measure storage, watts measure power, and pixels measure display resolution.</w:t>
+      </w:r>
+    </w:p>
+    <w:p>
+      <w:r>
+        <w:t xml:space="preserve">🔍 Key Clues: "Processing speed of a CPU" → GHz (hertz).</w:t>
+      </w:r>
+    </w:p>
+    <w:p>
+      <w:r>
+        <w:t xml:space="preserve">❌ Why Not Other Options?</w:t>
+      </w:r>
+    </w:p>
+    <w:p>
+      <w:r>
+        <w:t xml:space="preserve">(b) — Bytes measure data/storage capacity.</w:t>
+      </w:r>
+    </w:p>
+    <w:p>
+      <w:r>
+        <w:t xml:space="preserve">(c) — Watts measure electrical power consumption.</w:t>
+      </w:r>
+    </w:p>
+    <w:p>
+      <w:r>
+        <w:t xml:space="preserve">(d) — Pixels measure screen resolution.</w:t>
+      </w:r>
+    </w:p>
+    <w:p>
+      <w:r>
+        <w:t xml:space="preserve">⚠️ Exam Trap: Unit-to-purpose matching: hertz = speed, bytes = storage, watts = power, pixels = display.</w:t>
+      </w:r>
+    </w:p>
+    <w:p>
+      <w:r>
+        <w:t xml:space="preserve">💎 PNC Pearl: "GHz = how fast it thinks; GB = how much it holds; W = how much it draws."</w:t>
+      </w:r>
+    </w:p>
+    <w:p>
+      <w:r>
+        <w:t xml:space="preserve">📌 Concept Extension: CPU performance also depends on cores and cache — GHz alone is not the full story.</w:t>
+      </w:r>
+    </w:p>
+    <w:p>
+      <w:r>
+        <w:t xml:space="preserve">Positive Marks: 1</w:t>
+      </w:r>
+    </w:p>
+    <w:p>
+      <w:r>
+        <w:t xml:space="preserve">Negative Marks: 0.25</w:t>
+      </w:r>
+    </w:p>
+    <w:p>
+      <w:r>
+        <w:t xml:space="preserve"/>
+      </w:r>
+    </w:p>
+    <w:p>
+      <w:r>
+        <w:t xml:space="preserve">Question: The "Red Fort" in Delhi was built by:</w:t>
+      </w:r>
+    </w:p>
+    <w:p>
+      <w:r>
+        <w:t xml:space="preserve">(a) Shah Jahan</w:t>
+      </w:r>
+    </w:p>
+    <w:p>
+      <w:r>
+        <w:t xml:space="preserve">(b) Akbar</w:t>
+      </w:r>
+    </w:p>
+    <w:p>
+      <w:r>
+        <w:t xml:space="preserve">(c) Aurangzeb</w:t>
+      </w:r>
+    </w:p>
+    <w:p>
+      <w:r>
+        <w:t xml:space="preserve">(d) Babur</w:t>
+      </w:r>
+    </w:p>
+    <w:p>
+      <w:r>
+        <w:t xml:space="preserve">Answer: a</w:t>
+      </w:r>
+    </w:p>
+    <w:p>
+      <w:r>
+        <w:t xml:space="preserve">Solution: ✅ Correct Answer: (a) Shah Jahan</w:t>
+      </w:r>
+    </w:p>
+    <w:p>
+      <w:r>
+        <w:t xml:space="preserve">🧠 Clinical Rationale: The Red Fort (Lal Qila) in Delhi was built by MUGHAL EMPEROR SHAH JAHAN in 1648 — when he shifted the capital from Agra to Delhi. It is the venue of the Prime Minister's Independence Day address and a UNESCO World Heritage Site.</w:t>
+      </w:r>
+    </w:p>
+    <w:p>
+      <w:r>
+        <w:t xml:space="preserve">🔍 Key Clues: "Red Fort in Delhi... built by" → Shah Jahan (1648).</w:t>
+      </w:r>
+    </w:p>
+    <w:p>
+      <w:r>
+        <w:t xml:space="preserve">❌ Why Not Other Options?</w:t>
+      </w:r>
+    </w:p>
+    <w:p>
+      <w:r>
+        <w:t xml:space="preserve">(b) — Akbar built Agra Fort and Fatehpur Sikri.</w:t>
+      </w:r>
+    </w:p>
+    <w:p>
+      <w:r>
+        <w:t xml:space="preserve">(c) — Aurangzeb built the Badshahi Mosque (Lahore) and Bibi Ka Maqbara.</w:t>
+      </w:r>
+    </w:p>
+    <w:p>
+      <w:r>
+        <w:t xml:space="preserve">(d) — Babur founded the Mughal Empire (1526) — the Babri Masjid is attributed to him.</w:t>
+      </w:r>
+    </w:p>
+    <w:p>
+      <w:r>
+        <w:t xml:space="preserve">⚠️ Exam Trap: Shah Jahan = Taj Mahal + Red Fort (Delhi) + Jama Masjid + Pearl Mosque; Akbar = Agra Fort. The builder-of-monument matching is the trap.</w:t>
+      </w:r>
+    </w:p>
+    <w:p>
+      <w:r>
+        <w:t xml:space="preserve">💎 PNC Pearl: Red Fort = Shah Jahan, 1648, UNESCO — "Lal Qila" — Independence Day flag-hoisting venue.</w:t>
+      </w:r>
+    </w:p>
+    <w:p>
+      <w:r>
+        <w:t xml:space="preserve">📌 Concept Extension: The fort's walls housed the Kohinoor diamond's original setting and the Peacock Throne.</w:t>
+      </w:r>
+    </w:p>
+    <w:p>
+      <w:r>
+        <w:t xml:space="preserve">Positive Marks: 1</w:t>
+      </w:r>
+    </w:p>
+    <w:p>
+      <w:r>
+        <w:t xml:space="preserve">Negative Marks: 0.25</w:t>
+      </w:r>
+    </w:p>
+    <w:p>
+      <w:r>
+        <w:t xml:space="preserve"/>
+      </w:r>
+    </w:p>
+    <w:p>
+      <w:r>
+        <w:t xml:space="preserve">Question: The value of 7 × 8 − 12 ÷ 4 is:</w:t>
+      </w:r>
+    </w:p>
+    <w:p>
+      <w:r>
+        <w:t xml:space="preserve">(a) 50</w:t>
+      </w:r>
+    </w:p>
+    <w:p>
+      <w:r>
+        <w:t xml:space="preserve">(b) 53</w:t>
+      </w:r>
+    </w:p>
+    <w:p>
+      <w:r>
+        <w:t xml:space="preserve">(c) 56</w:t>
+      </w:r>
+    </w:p>
+    <w:p>
+      <w:r>
+        <w:t xml:space="preserve">(d) 44</w:t>
+      </w:r>
+    </w:p>
+    <w:p>
+      <w:r>
+        <w:t xml:space="preserve">Answer: b</w:t>
+      </w:r>
+    </w:p>
+    <w:p>
+      <w:r>
+        <w:t xml:space="preserve">Solution: ✅ Correct Answer: (b) 53</w:t>
+      </w:r>
+    </w:p>
+    <w:p>
+      <w:r>
+        <w:t xml:space="preserve">🧠 Clinical Rationale: Apply BODMAS: division first (12 ÷ 4 = 3), then multiplication (7 × 8 = 56), then subtraction (56 − 3 = 53).</w:t>
+      </w:r>
+    </w:p>
+    <w:p>
+      <w:r>
+        <w:t xml:space="preserve">🔍 Key Clues: "7 × 8 − 12 ÷ 4" → BODMAS: divide, multiply, subtract.</w:t>
+      </w:r>
+    </w:p>
+    <w:p>
+      <w:r>
+        <w:t xml:space="preserve">❌ Why Not Other Options?</w:t>
+      </w:r>
+    </w:p>
+    <w:p>
+      <w:r>
+        <w:t xml:space="preserve">(a) — 50 comes from left-to-right: 7×8=56, 56−12=44, 44÷4=11 (wrong) or misordered steps.</w:t>
+      </w:r>
+    </w:p>
+    <w:p>
+      <w:r>
+        <w:t xml:space="preserve">(c) — 56 ignores the division term entirely.</w:t>
+      </w:r>
+    </w:p>
+    <w:p>
+      <w:r>
+        <w:t xml:space="preserve">(d) — 44 is 56 − 12 — subtracting before dividing.</w:t>
+      </w:r>
+    </w:p>
+    <w:p>
+      <w:r>
+        <w:t xml:space="preserve">⚠️ Exam Trap: BODMAS order (Brackets, Orders, Divide, Multiply, Add, Subtract) — division BEFORE subtraction is the whole trap.</w:t>
+      </w:r>
+    </w:p>
+    <w:p>
+      <w:r>
+        <w:t xml:space="preserve">💎 PNC Pearl: "Divide and multiply before you add and subtract" — 12÷4 = 3, then 56 − 3 = 53.</w:t>
+      </w:r>
+    </w:p>
+    <w:p>
+      <w:r>
+        <w:t xml:space="preserve">📌 Concept Extension: Note: division and multiplication are done left-to-right in the same step; same for addition/subtraction.</w:t>
+      </w:r>
+    </w:p>
+    <w:p>
+      <w:r>
+        <w:t xml:space="preserve">Positive Marks: 1</w:t>
+      </w:r>
+    </w:p>
+    <w:p>
+      <w:r>
+        <w:t xml:space="preserve">Negative Marks: 0.25</w:t>
+      </w:r>
+    </w:p>
+    <w:p>
+      <w:r>
+        <w:t xml:space="preserve"/>
+      </w:r>
+    </w:p>
+    <w:p>
+      <w:r>
+        <w:t xml:space="preserve">Question: Which of the following is an example of free/open-source software?</w:t>
+      </w:r>
+    </w:p>
+    <w:p>
+      <w:r>
+        <w:t xml:space="preserve">(a) Linux</w:t>
+      </w:r>
+    </w:p>
+    <w:p>
+      <w:r>
+        <w:t xml:space="preserve">(b) MS Windows</w:t>
+      </w:r>
+    </w:p>
+    <w:p>
+      <w:r>
+        <w:t xml:space="preserve">(c) MS Office</w:t>
+      </w:r>
+    </w:p>
+    <w:p>
+      <w:r>
+        <w:t xml:space="preserve">(d) Adobe Photoshop</w:t>
+      </w:r>
+    </w:p>
+    <w:p>
+      <w:r>
+        <w:t xml:space="preserve">Answer: a</w:t>
+      </w:r>
+    </w:p>
+    <w:p>
+      <w:r>
+        <w:t xml:space="preserve">Solution: ✅ Correct Answer: (a) Linux</w:t>
+      </w:r>
+    </w:p>
+    <w:p>
+      <w:r>
+        <w:t xml:space="preserve">🧠 Clinical Rationale: LINUX is free and OPEN-SOURCE — its source code is publicly available and modifiable (GPL license). Windows, MS Office, and Photoshop are PROPRIETARY commercial software with closed source code.</w:t>
+      </w:r>
+    </w:p>
+    <w:p>
+      <w:r>
+        <w:t xml:space="preserve">🔍 Key Clues: "Free/open-source software" → the only option with open, freely usable code: Linux.</w:t>
+      </w:r>
+    </w:p>
+    <w:p>
+      <w:r>
+        <w:t xml:space="preserve">❌ Why Not Other Options?</w:t>
+      </w:r>
+    </w:p>
+    <w:p>
+      <w:r>
+        <w:t xml:space="preserve">(b) — Windows is proprietary commercial OS software.</w:t>
+      </w:r>
+    </w:p>
+    <w:p>
+      <w:r>
+        <w:t xml:space="preserve">(c) — MS Office is proprietary commercial application software.</w:t>
+      </w:r>
+    </w:p>
+    <w:p>
+      <w:r>
+        <w:t xml:space="preserve">(d) — Photoshop is proprietary commercial software.</w:t>
+      </w:r>
+    </w:p>
+    <w:p>
+      <w:r>
+        <w:t xml:space="preserve">⚠️ Exam Trap: Open-source = Linux, Apache, Firefox, LibreOffice, Android (AOSP); proprietary = Windows, MS Office, Photoshop, macOS.</w:t>
+      </w:r>
+    </w:p>
+    <w:p>
+      <w:r>
+        <w:t xml:space="preserve">💎 PNC Pearl: "Open = Linux, Firefox, LibreOffice; Closed = Windows, Office, Adobe."</w:t>
+      </w:r>
+    </w:p>
+    <w:p>
+      <w:r>
+        <w:t xml:space="preserve">📌 Concept Extension: Open-source licenses (GPL, MIT) allow free use, modification, and redistribution — the heart of the open-source movement.</w:t>
+      </w:r>
+    </w:p>
+    <w:p>
+      <w:r>
+        <w:t xml:space="preserve">Positive Marks: 1</w:t>
+      </w:r>
+    </w:p>
+    <w:p>
+      <w:r>
+        <w:t xml:space="preserve">Negative Marks: 0.25</w:t>
+      </w:r>
+    </w:p>
+    <w:p>
+      <w:r>
+        <w:t xml:space="preserve"/>
+      </w:r>
+    </w:p>
+    <w:p>
+      <w:r>
+        <w:t xml:space="preserve">Question: The first woman President of India was:</w:t>
+      </w:r>
+    </w:p>
+    <w:p>
+      <w:r>
+        <w:t xml:space="preserve">(a) Pratibha Patil</w:t>
+      </w:r>
+    </w:p>
+    <w:p>
+      <w:r>
+        <w:t xml:space="preserve">(b) Indira Gandhi</w:t>
+      </w:r>
+    </w:p>
+    <w:p>
+      <w:r>
+        <w:t xml:space="preserve">(c) Sarojini Naidu</w:t>
+      </w:r>
+    </w:p>
+    <w:p>
+      <w:r>
+        <w:t xml:space="preserve">(d) Sonia Gandhi</w:t>
+      </w:r>
+    </w:p>
+    <w:p>
+      <w:r>
+        <w:t xml:space="preserve">Answer: a</w:t>
+      </w:r>
+    </w:p>
+    <w:p>
+      <w:r>
+        <w:t xml:space="preserve">Solution: ✅ Correct Answer: (a) Pratibha Patil</w:t>
+      </w:r>
+    </w:p>
+    <w:p>
+      <w:r>
+        <w:t xml:space="preserve">🧠 Clinical Rationale: PRATIBHA PATIL was the FIRST WOMAN PRESIDENT of India (2007–2012). INDIRA GANDHI was the first woman PRIME MINISTER (1966). Sarojini Naidu ("Nightingale of India") was the first woman Governor of a state (UP) and Congress President.</w:t>
+      </w:r>
+    </w:p>
+    <w:p>
+      <w:r>
+        <w:t xml:space="preserve">🔍 Key Clues: "First woman PRESIDENT" → Pratibha Patil (2007); first woman PM = Indira Gandhi.</w:t>
+      </w:r>
+    </w:p>
+    <w:p>
+      <w:r>
+        <w:t xml:space="preserve">❌ Why Not Other Options?</w:t>
+      </w:r>
+    </w:p>
+    <w:p>
+      <w:r>
+        <w:t xml:space="preserve">(b) — Indira Gandhi was the first woman PRIME MINISTER, not President.</w:t>
+      </w:r>
+    </w:p>
+    <w:p>
+      <w:r>
+        <w:t xml:space="preserve">(c) — Sarojini Naidu was a freedom fighter, poet, and first woman Governor.</w:t>
+      </w:r>
+    </w:p>
+    <w:p>
+      <w:r>
+        <w:t xml:space="preserve">(d) — Sonia Gandhi was Congress President, not head of state.</w:t>
+      </w:r>
+    </w:p>
+    <w:p>
+      <w:r>
+        <w:t xml:space="preserve">⚠️ Exam Trap: President vs Prime Minister — Pratibha Patil (President, 2007) vs Indira Gandhi (PM, 1966) is the classic pairing.</w:t>
+      </w:r>
+    </w:p>
+    <w:p>
+      <w:r>
+        <w:t xml:space="preserve">💎 PNC Pearl: First woman President = Pratibha Patil; first woman PM = Indira Gandhi; first woman Governor = Sarojini Naidu.</w:t>
+      </w:r>
+    </w:p>
+    <w:p>
+      <w:r>
+        <w:t xml:space="preserve">📌 Concept Extension: Droupadi Murmu (2022) became the first TRIBAL woman President of India.</w:t>
+      </w:r>
+    </w:p>
+    <w:p>
+      <w:r>
+        <w:t xml:space="preserve">Positive Marks: 1</w:t>
+      </w:r>
+    </w:p>
+    <w:p>
+      <w:r>
+        <w:t xml:space="preserve">Negative Marks: 0.25</w:t>
+      </w:r>
+    </w:p>
+    <w:p>
+      <w:r>
+        <w:t xml:space="preserve"/>
+      </w:r>
+    </w:p>
+    <w:p>
+      <w:r>
+        <w:t xml:space="preserve">Question: Find the next term: 2, 5, 10, 17, 26, ?</w:t>
+      </w:r>
+    </w:p>
+    <w:p>
+      <w:r>
+        <w:t xml:space="preserve">(a) 35</w:t>
+      </w:r>
+    </w:p>
+    <w:p>
+      <w:r>
+        <w:t xml:space="preserve">(b) 37</w:t>
+      </w:r>
+    </w:p>
+    <w:p>
+      <w:r>
+        <w:t xml:space="preserve">(c) 39</w:t>
+      </w:r>
+    </w:p>
+    <w:p>
+      <w:r>
+        <w:t xml:space="preserve">(d) 41</w:t>
+      </w:r>
+    </w:p>
+    <w:p>
+      <w:r>
+        <w:t xml:space="preserve">Answer: b</w:t>
+      </w:r>
+    </w:p>
+    <w:p>
+      <w:r>
+        <w:t xml:space="preserve">Solution: ✅ Correct Answer: (b) 37</w:t>
+      </w:r>
+    </w:p>
+    <w:p>
+      <w:r>
+        <w:t xml:space="preserve">🧠 Clinical Rationale: The DIFFERENCES between terms are 3, 5, 7, 9 (increasing odd numbers) — so the next difference is 11: 26 + 11 = 37. The sequence also fits n² + 1: 1²+1=2, 2²+1=5, 3²+1=10, 4²+1=17, 5²+1=26, 6²+1=37.</w:t>
+      </w:r>
+    </w:p>
+    <w:p>
+      <w:r>
+        <w:t xml:space="preserve">🔍 Key Clues: "2, 5, 10, 17, 26" → differences 3,5,7,9 → next +11 = 37.</w:t>
+      </w:r>
+    </w:p>
+    <w:p>
+      <w:r>
+        <w:t xml:space="preserve">❌ Why Not Other Options?</w:t>
+      </w:r>
+    </w:p>
+    <w:p>
+      <w:r>
+        <w:t xml:space="preserve">(a) — 35 adds 9 — one step behind.</w:t>
+      </w:r>
+    </w:p>
+    <w:p>
+      <w:r>
+        <w:t xml:space="preserve">(c) — 39 adds 13 — skipping a difference.</w:t>
+      </w:r>
+    </w:p>
+    <w:p>
+      <w:r>
+        <w:t xml:space="preserve">(d) — 41 adds 15 — too large a jump.</w:t>
+      </w:r>
+    </w:p>
+    <w:p>
+      <w:r>
+        <w:t xml:space="preserve">⚠️ Exam Trap: Look at the DIFFERENCES first — odd-number increments (3,5,7,9,11) are the signature pattern.</w:t>
+      </w:r>
+    </w:p>
+    <w:p>
+      <w:r>
+        <w:t xml:space="preserve">💎 PNC Pearl: n² + 1 series: 2, 5, 10, 17, 26, 37 — the square-plus-one pattern.</w:t>
+      </w:r>
+    </w:p>
+    <w:p>
+      <w:r>
+        <w:t xml:space="preserve">📌 Concept Extension: If differences form an arithmetic progression, the series is quadratic — a common aptitude pattern.</w:t>
+      </w:r>
+    </w:p>
+    <w:p>
+      <w:r>
+        <w:t xml:space="preserve">Positive Marks: 1</w:t>
+      </w:r>
+    </w:p>
+    <w:p>
+      <w:r>
+        <w:t xml:space="preserve">Negative Marks: 0.25</w:t>
+      </w:r>
+    </w:p>
+    <w:p>
+      <w:r>
+        <w:t xml:space="preserve">Question: The perimeter of a square with side 12 cm is:</w:t>
+      </w:r>
+    </w:p>
+    <w:p>
+      <w:r>
+        <w:t xml:space="preserve">(a) 36 cm</w:t>
+      </w:r>
+    </w:p>
+    <w:p>
+      <w:r>
+        <w:t xml:space="preserve">(b) 48 cm</w:t>
+      </w:r>
+    </w:p>
+    <w:p>
+      <w:r>
+        <w:t xml:space="preserve">(c) 60 cm</w:t>
+      </w:r>
+    </w:p>
+    <w:p>
+      <w:r>
+        <w:t xml:space="preserve">(d) 144 cm</w:t>
+      </w:r>
+    </w:p>
+    <w:p>
+      <w:r>
+        <w:t xml:space="preserve">Answer: b</w:t>
+      </w:r>
+    </w:p>
+    <w:p>
+      <w:r>
+        <w:t xml:space="preserve">Solution: ✅ Correct Answer: (b) 48 cm</w:t>
+      </w:r>
+    </w:p>
+    <w:p>
+      <w:r>
+        <w:t xml:space="preserve">🧠 Clinical Rationale: Perimeter of a square = 4 × side = 4 × 12 = 48 cm. All four sides are equal, so the perimeter is the sum of four sides.</w:t>
+      </w:r>
+    </w:p>
+    <w:p>
+      <w:r>
+        <w:t xml:space="preserve">🔍 Key Clues: "Perimeter of a square" + "side 12 cm" → 4 × 12.</w:t>
+      </w:r>
+    </w:p>
+    <w:p>
+      <w:r>
+        <w:t xml:space="preserve">❌ Why Not Other Options?</w:t>
+      </w:r>
+    </w:p>
+    <w:p>
+      <w:r>
+        <w:t xml:space="preserve">(a) — 36 cm would be a square of side 9 (or a 3-sided figure).</w:t>
+      </w:r>
+    </w:p>
+    <w:p>
+      <w:r>
+        <w:t xml:space="preserve">(c) — 60 cm would be side 15.</w:t>
+      </w:r>
+    </w:p>
+    <w:p>
+      <w:r>
+        <w:t xml:space="preserve">(d) — 144 is the AREA (12 × 12) — the classic area-vs-perimeter trap.</w:t>
+      </w:r>
+    </w:p>
+    <w:p>
+      <w:r>
+        <w:t xml:space="preserve">⚠️ Exam Trap: Perimeter (4 × side) vs Area (side²) — 48 vs 144 both appear here deliberately.</w:t>
+      </w:r>
+    </w:p>
+    <w:p>
+      <w:r>
+        <w:t xml:space="preserve">💎 PNC Pearl: Square: P = 4a; A = a². Rectangle: P = 2(l+b); A = l × b.</w:t>
+      </w:r>
+    </w:p>
+    <w:p>
+      <w:r>
+        <w:t xml:space="preserve">📌 Concept Extension: The same square has area 144 cm² and diagonal 12√2 cm — know all three in one go.</w:t>
+      </w:r>
+    </w:p>
+    <w:p>
+      <w:r>
+        <w:t xml:space="preserve">Positive Marks: 1</w:t>
+      </w:r>
+    </w:p>
+    <w:p>
+      <w:r>
+        <w:t xml:space="preserve">Negative Marks: 0.25</w:t>
+      </w:r>
+    </w:p>
+    <w:p>
+      <w:r>
+        <w:t xml:space="preserve"/>
+      </w:r>
+    </w:p>
+    <w:p>
+      <w:r>
+        <w:t xml:space="preserve">Question: The full form of "RAM" is:</w:t>
+      </w:r>
+    </w:p>
+    <w:p>
+      <w:r>
+        <w:t xml:space="preserve">(a) Random Access Memory</w:t>
+      </w:r>
+    </w:p>
+    <w:p>
+      <w:r>
+        <w:t xml:space="preserve">(b) Read Access Memory</w:t>
+      </w:r>
+    </w:p>
+    <w:p>
+      <w:r>
+        <w:t xml:space="preserve">(c) Rapid Access Memory</w:t>
+      </w:r>
+    </w:p>
+    <w:p>
+      <w:r>
+        <w:t xml:space="preserve">(d) Random Active Memory</w:t>
+      </w:r>
+    </w:p>
+    <w:p>
+      <w:r>
+        <w:t xml:space="preserve">Answer: a</w:t>
+      </w:r>
+    </w:p>
+    <w:p>
+      <w:r>
+        <w:t xml:space="preserve">Solution: ✅ Correct Answer: (a) Random Access Memory</w:t>
+      </w:r>
+    </w:p>
+    <w:p>
+      <w:r>
+        <w:t xml:space="preserve">🧠 Clinical Rationale: RAM = Random Access Memory — the VOLATILE primary memory where data and programs are temporarily stored for the CPU to process. It is lost when power is off (unlike ROM).</w:t>
+      </w:r>
+    </w:p>
+    <w:p>
+      <w:r>
+        <w:t xml:space="preserve">🔍 Key Clues: "RAM full form" → Random Access Memory.</w:t>
+      </w:r>
+    </w:p>
+    <w:p>
+      <w:r>
+        <w:t xml:space="preserve">❌ Why Not Other Options?</w:t>
+      </w:r>
+    </w:p>
+    <w:p>
+      <w:r>
+        <w:t xml:space="preserve">(b) — "Read" is wrong — it's "Random" (also confusable with ROM's Read-Only).</w:t>
+      </w:r>
+    </w:p>
+    <w:p>
+      <w:r>
+        <w:t xml:space="preserve">(c) — "Rapid" is wrong.</w:t>
+      </w:r>
+    </w:p>
+    <w:p>
+      <w:r>
+        <w:t xml:space="preserve">(d) — "Active" is wrong.</w:t>
+      </w:r>
+    </w:p>
+    <w:p>
+      <w:r>
+        <w:t xml:space="preserve">⚠️ Exam Trap: RAM = Random ACCESS (volatile); ROM = Read-ONLY (non-volatile) — the Random/Read and Access/Only pairs are the classic confusion.</w:t>
+      </w:r>
+    </w:p>
+    <w:p>
+      <w:r>
+        <w:t xml:space="preserve">💎 PNC Pearl: "RAM is Random (volatile, forgets); ROM is Read-Only (permanent, remembers)."</w:t>
+      </w:r>
+    </w:p>
+    <w:p>
+      <w:r>
+        <w:t xml:space="preserve">📌 Concept Extension: RAM capacity (GB) determines multitasking ability; more RAM = smoother performance.</w:t>
+      </w:r>
+    </w:p>
+    <w:p>
+      <w:r>
+        <w:t xml:space="preserve">Positive Marks: 1</w:t>
+      </w:r>
+    </w:p>
+    <w:p>
+      <w:r>
+        <w:t xml:space="preserve">Negative Marks: 0.25</w:t>
+      </w:r>
+    </w:p>
+    <w:p>
+      <w:r>
+        <w:t xml:space="preserve"/>
+      </w:r>
+    </w:p>
+    <w:p>
+      <w:r>
+        <w:t xml:space="preserve">Question: The "Vedas" are the oldest scriptures of which religion?</w:t>
+      </w:r>
+    </w:p>
+    <w:p>
+      <w:r>
+        <w:t xml:space="preserve">(a) Hinduism</w:t>
+      </w:r>
+    </w:p>
+    <w:p>
+      <w:r>
+        <w:t xml:space="preserve">(b) Islam</w:t>
+      </w:r>
+    </w:p>
+    <w:p>
+      <w:r>
+        <w:t xml:space="preserve">(c) Christianity</w:t>
+      </w:r>
+    </w:p>
+    <w:p>
+      <w:r>
+        <w:t xml:space="preserve">(d) Sikhism</w:t>
+      </w:r>
+    </w:p>
+    <w:p>
+      <w:r>
+        <w:t xml:space="preserve">Answer: a</w:t>
+      </w:r>
+    </w:p>
+    <w:p>
+      <w:r>
+        <w:t xml:space="preserve">Solution: ✅ Correct Answer: (a) Hinduism</w:t>
+      </w:r>
+    </w:p>
+    <w:p>
+      <w:r>
+        <w:t xml:space="preserve">🧠 Clinical Rationale: The VEDAS — Rig, Sama, Yajur, and Atharva — are the oldest scriptures of HINDUISM, composed in Sanskrit around 1500–500 BCE. The Rigveda is the oldest, and the Upanishads (philosophical texts) follow the four Vedas.</w:t>
+      </w:r>
+    </w:p>
+    <w:p>
+      <w:r>
+        <w:t xml:space="preserve">🔍 Key Clues: "Oldest scriptures... Vedas" → Hinduism.</w:t>
+      </w:r>
+    </w:p>
+    <w:p>
+      <w:r>
+        <w:t xml:space="preserve">❌ Why Not Other Options?</w:t>
+      </w:r>
+    </w:p>
+    <w:p>
+      <w:r>
+        <w:t xml:space="preserve">(b) — Islam's holy book is the Quran.</w:t>
+      </w:r>
+    </w:p>
+    <w:p>
+      <w:r>
+        <w:t xml:space="preserve">(c) — Christianity's scripture is the Bible.</w:t>
+      </w:r>
+    </w:p>
+    <w:p>
+      <w:r>
+        <w:t xml:space="preserve">(d) — Sikhism's scripture is the Guru Granth Sahib.</w:t>
+      </w:r>
+    </w:p>
+    <w:p>
+      <w:r>
+        <w:t xml:space="preserve">⚠️ Exam Trap: Scripture-to-religion matching: Vedas = Hindu; Quran = Islam; Bible = Christian; Guru Granth Sahib = Sikh.</w:t>
+      </w:r>
+    </w:p>
+    <w:p>
+      <w:r>
+        <w:t xml:space="preserve">💎 PNC Pearl: Four Vedas: Rig (oldest), Sama (chants), Yajur (rituals), Atharva (spells/medicine).</w:t>
+      </w:r>
+    </w:p>
+    <w:p>
+      <w:r>
+        <w:t xml:space="preserve">📌 Concept Extension: The Rigveda mentions the "Sapta Sindhu" (seven rivers) region — a key ancient-geography clue.</w:t>
+      </w:r>
+    </w:p>
+    <w:p>
+      <w:r>
+        <w:t xml:space="preserve">Positive Marks: 1</w:t>
+      </w:r>
+    </w:p>
+    <w:p>
+      <w:r>
+        <w:t xml:space="preserve">Negative Marks: 0.25</w:t>
+      </w:r>
+    </w:p>
+    <w:p>
+      <w:r>
+        <w:t xml:space="preserve"/>
+      </w:r>
+    </w:p>
+    <w:p>
+      <w:r>
+        <w:t xml:space="preserve">Question: A train 150 m long passes a telegraph pole in 10 seconds. The speed in km/h is:</w:t>
+      </w:r>
+    </w:p>
+    <w:p>
+      <w:r>
+        <w:t xml:space="preserve">(a) 45 km/h</w:t>
+      </w:r>
+    </w:p>
+    <w:p>
+      <w:r>
+        <w:t xml:space="preserve">(b) 54 km/h</w:t>
+      </w:r>
+    </w:p>
+    <w:p>
+      <w:r>
+        <w:t xml:space="preserve">(c) 60 km/h</w:t>
+      </w:r>
+    </w:p>
+    <w:p>
+      <w:r>
+        <w:t xml:space="preserve">(d) 72 km/h</w:t>
+      </w:r>
+    </w:p>
+    <w:p>
+      <w:r>
+        <w:t xml:space="preserve">Answer: b</w:t>
+      </w:r>
+    </w:p>
+    <w:p>
+      <w:r>
+        <w:t xml:space="preserve">Solution: ✅ Correct Answer: (b) 54 km/h</w:t>
+      </w:r>
+    </w:p>
+    <w:p>
+      <w:r>
+        <w:t xml:space="preserve">🧠 Clinical Rationale: Speed = Distance ÷ Time = 150 m ÷ 10 s = 15 m/s. Convert m/s to km/h: × 18/5 → 15 × 3.6 = 54 km/h.</w:t>
+      </w:r>
+    </w:p>
+    <w:p>
+      <w:r>
+        <w:t xml:space="preserve">🔍 Key Clues: "150 m in 10 s" → 15 m/s → × 18/5 = 54 km/h.</w:t>
+      </w:r>
+    </w:p>
+    <w:p>
+      <w:r>
+        <w:t xml:space="preserve">❌ Why Not Other Options?</w:t>
+      </w:r>
+    </w:p>
+    <w:p>
+      <w:r>
+        <w:t xml:space="preserve">(a) — 45 km/h = 12.5 m/s — a wrong conversion.</w:t>
+      </w:r>
+    </w:p>
+    <w:p>
+      <w:r>
+        <w:t xml:space="preserve">(c) — 60 km/h = 16.67 m/s.</w:t>
+      </w:r>
+    </w:p>
+    <w:p>
+      <w:r>
+        <w:t xml:space="preserve">(d) — 72 km/h = 20 m/s.</w:t>
+      </w:r>
+    </w:p>
+    <w:p>
+      <w:r>
+        <w:t xml:space="preserve">⚠️ Exam Trap: The m/s → km/h conversion (× 18/5 or × 3.6) is the whole question — 15 m/s = 54 km/h.</w:t>
+      </w:r>
+    </w:p>
+    <w:p>
+      <w:r>
+        <w:t xml:space="preserve">💎 PNC Pearl: m/s → km/h: multiply by 18/5. km/h → m/s: multiply by 5/18.</w:t>
+      </w:r>
+    </w:p>
+    <w:p>
+      <w:r>
+        <w:t xml:space="preserve">📌 Concept Extension: Passing a POLE = train's own length; passing a PLATFORM = train + platform length — the distance definition is the trap.</w:t>
+      </w:r>
+    </w:p>
+    <w:p>
+      <w:r>
+        <w:t xml:space="preserve">Positive Marks: 1</w:t>
+      </w:r>
+    </w:p>
+    <w:p>
+      <w:r>
+        <w:t xml:space="preserve">Negative Marks: 0.25</w:t>
+      </w:r>
+    </w:p>
+    <w:p>
+      <w:r>
+        <w:t xml:space="preserve"/>
+      </w:r>
+    </w:p>
+    <w:p>
+      <w:r>
+        <w:t xml:space="preserve">Question: Which device converts analog signals to digital for internet transmission?</w:t>
+      </w:r>
+    </w:p>
+    <w:p>
+      <w:r>
+        <w:t xml:space="preserve">(a) Modem</w:t>
+      </w:r>
+    </w:p>
+    <w:p>
+      <w:r>
+        <w:t xml:space="preserve">(b) Monitor</w:t>
+      </w:r>
+    </w:p>
+    <w:p>
+      <w:r>
+        <w:t xml:space="preserve">(c) Printer</w:t>
+      </w:r>
+    </w:p>
+    <w:p>
+      <w:r>
+        <w:t xml:space="preserve">(d) Scanner</w:t>
+      </w:r>
+    </w:p>
+    <w:p>
+      <w:r>
+        <w:t xml:space="preserve">Answer: a</w:t>
+      </w:r>
+    </w:p>
+    <w:p>
+      <w:r>
+        <w:t xml:space="preserve">Solution: ✅ Correct Answer: (a) Modem</w:t>
+      </w:r>
+    </w:p>
+    <w:p>
+      <w:r>
+        <w:t xml:space="preserve">🧠 Clinical Rationale: A MODEM (modulator-demodulator) converts DIGITAL computer signals to ANALOG (for phone/cable lines) and ANALOG back to DIGITAL — enabling internet transmission over lines designed for analog signals.</w:t>
+      </w:r>
+    </w:p>
+    <w:p>
+      <w:r>
+        <w:t xml:space="preserve">🔍 Key Clues: "Converts analog to digital" → the modem (modulate/demodulate).</w:t>
+      </w:r>
+    </w:p>
+    <w:p>
+      <w:r>
+        <w:t xml:space="preserve">❌ Why Not Other Options?</w:t>
+      </w:r>
+    </w:p>
+    <w:p>
+      <w:r>
+        <w:t xml:space="preserve">(b) — The monitor displays output — no signal conversion role.</w:t>
+      </w:r>
+    </w:p>
+    <w:p>
+      <w:r>
+        <w:t xml:space="preserve">(c) — The printer produces hard copies.</w:t>
+      </w:r>
+    </w:p>
+    <w:p>
+      <w:r>
+        <w:t xml:space="preserve">(d) — The scanner digitizes documents INTO the computer.</w:t>
+      </w:r>
+    </w:p>
+    <w:p>
+      <w:r>
+        <w:t xml:space="preserve">⚠️ Exam Trap: "MOdulate-DEModulate" = modem — the name itself describes the conversion function.</w:t>
+      </w:r>
+    </w:p>
+    <w:p>
+      <w:r>
+        <w:t xml:space="preserve">💎 PNC Pearl: "Modem = MODulate + DEModulate" — digital ↔ analog conversion for transmission.</w:t>
+      </w:r>
+    </w:p>
+    <w:p>
+      <w:r>
+        <w:t xml:space="preserve">📌 Concept Extension: Routers distribute network traffic between devices; modems connect to the ISP — the two-device distinction is common.</w:t>
+      </w:r>
+    </w:p>
+    <w:p>
+      <w:r>
+        <w:t xml:space="preserve">Positive Marks: 1</w:t>
+      </w:r>
+    </w:p>
+    <w:p>
+      <w:r>
+        <w:t xml:space="preserve">Negative Marks: 0.25</w:t>
+      </w:r>
+    </w:p>
+    <w:p>
+      <w:r>
+        <w:t xml:space="preserve"/>
+      </w:r>
+    </w:p>
+    <w:p>
+      <w:r>
+        <w:t xml:space="preserve">Question: The "Brahmaputra" river is known as which name in Tibet?</w:t>
+      </w:r>
+    </w:p>
+    <w:p>
+      <w:r>
+        <w:t xml:space="preserve">(a) Tsangpo</w:t>
+      </w:r>
+    </w:p>
+    <w:p>
+      <w:r>
+        <w:t xml:space="preserve">(b) Mekong</w:t>
+      </w:r>
+    </w:p>
+    <w:p>
+      <w:r>
+        <w:t xml:space="preserve">(c) Irrawaddy</w:t>
+      </w:r>
+    </w:p>
+    <w:p>
+      <w:r>
+        <w:t xml:space="preserve">(d) Salween</w:t>
+      </w:r>
+    </w:p>
+    <w:p>
+      <w:r>
+        <w:t xml:space="preserve">Answer: a</w:t>
+      </w:r>
+    </w:p>
+    <w:p>
+      <w:r>
+        <w:t xml:space="preserve">Solution: ✅ Correct Answer: (a) Tsangpo</w:t>
+      </w:r>
+    </w:p>
+    <w:p>
+      <w:r>
+        <w:t xml:space="preserve">🧠 Clinical Rationale: The Brahmaputra is called the TSANGPO in TIBET, where it originates (from the Chemayungdung glacier). It enters India at Arunachal Pradesh (as the Siang/Dihang), flows through Assam, and meets the Ganga in Bangladesh as the Jamuna.</w:t>
+      </w:r>
+    </w:p>
+    <w:p>
+      <w:r>
+        <w:t xml:space="preserve">🔍 Key Clues: "Brahmaputra... in Tibet" → Tsangpo.</w:t>
+      </w:r>
+    </w:p>
+    <w:p>
+      <w:r>
+        <w:t xml:space="preserve">❌ Why Not Other Options?</w:t>
+      </w:r>
+    </w:p>
+    <w:p>
+      <w:r>
+        <w:t xml:space="preserve">(b) — The Mekong flows through China (Lancang), Laos, Cambodia, Vietnam.</w:t>
+      </w:r>
+    </w:p>
+    <w:p>
+      <w:r>
+        <w:t xml:space="preserve">(c) — The Irrawaddy is Myanmar's great river.</w:t>
+      </w:r>
+    </w:p>
+    <w:p>
+      <w:r>
+        <w:t xml:space="preserve">(d) — The Salween (Nu in China) flows through Tibet/Myanmar/Thailand.</w:t>
+      </w:r>
+    </w:p>
+    <w:p>
+      <w:r>
+        <w:t xml:space="preserve">⚠️ Exam Trap: River names across borders: Brahmaputra = Tsangpo (Tibet); Indus = Singi Khamban; Ganga = no Tibetan name. The Tsangpo association is the direct fact.</w:t>
+      </w:r>
+    </w:p>
+    <w:p>
+      <w:r>
+        <w:t xml:space="preserve">💎 PNC Pearl: "Tsangpo = Brahmaputra in Tibet; Jamuna = Brahmaputra in Bangladesh."</w:t>
+      </w:r>
+    </w:p>
+    <w:p>
+      <w:r>
+        <w:t xml:space="preserve">📌 Concept Extension: The Brahmaputra carries the largest sediment load of any river in the world — it's a braided river in Assam.</w:t>
+      </w:r>
+    </w:p>
+    <w:p>
+      <w:r>
+        <w:t xml:space="preserve">Positive Marks: 1</w:t>
+      </w:r>
+    </w:p>
+    <w:p>
+      <w:r>
+        <w:t xml:space="preserve">Negative Marks: 0.25</w:t>
+      </w:r>
+    </w:p>
+    <w:p>
+      <w:r>
+        <w:t xml:space="preserve"/>
+      </w:r>
+    </w:p>
+    <w:p>
+      <w:r>
+        <w:t xml:space="preserve">Question: If 20% of a number is 60, the number is:</w:t>
+      </w:r>
+    </w:p>
+    <w:p>
+      <w:r>
+        <w:t xml:space="preserve">(a) 200</w:t>
+      </w:r>
+    </w:p>
+    <w:p>
+      <w:r>
+        <w:t xml:space="preserve">(b) 250</w:t>
+      </w:r>
+    </w:p>
+    <w:p>
+      <w:r>
+        <w:t xml:space="preserve">(c) 300</w:t>
+      </w:r>
+    </w:p>
+    <w:p>
+      <w:r>
+        <w:t xml:space="preserve">(d) 350</w:t>
+      </w:r>
+    </w:p>
+    <w:p>
+      <w:r>
+        <w:t xml:space="preserve">Answer: c</w:t>
+      </w:r>
+    </w:p>
+    <w:p>
+      <w:r>
+        <w:t xml:space="preserve">Solution: ✅ Correct Answer: (c) 300</w:t>
+      </w:r>
+    </w:p>
+    <w:p>
+      <w:r>
+        <w:t xml:space="preserve">🧠 Clinical Rationale: 20% of x = 60 → 0.2x = 60 → x = 60 ÷ 0.2 = 300. Check: 20% of 300 = 60 ✓.</w:t>
+      </w:r>
+    </w:p>
+    <w:p>
+      <w:r>
+        <w:t xml:space="preserve">🔍 Key Clues: "20% of a number is 60" → divide 60 by 0.20 (or multiply by 5).</w:t>
+      </w:r>
+    </w:p>
+    <w:p>
+      <w:r>
+        <w:t xml:space="preserve">❌ Why Not Other Options?</w:t>
+      </w:r>
+    </w:p>
+    <w:p>
+      <w:r>
+        <w:t xml:space="preserve">(a) — 200 × 20% = 40.</w:t>
+      </w:r>
+    </w:p>
+    <w:p>
+      <w:r>
+        <w:t xml:space="preserve">(b) — 250 × 20% = 50.</w:t>
+      </w:r>
+    </w:p>
+    <w:p>
+      <w:r>
+        <w:t xml:space="preserve">(d) — 350 × 20% = 70.</w:t>
+      </w:r>
+    </w:p>
+    <w:p>
+      <w:r>
+        <w:t xml:space="preserve">⚠️ Exam Trap: Shortcut: if 20% = 60, then 1% = 3, so 100% = 300 — the "find 1% first" method avoids decimal errors.</w:t>
+      </w:r>
+    </w:p>
+    <w:p>
+      <w:r>
+        <w:t xml:space="preserve">💎 PNC Pearl: Whole = part ÷ (percent/100) = 60 ÷ 0.2 = 300.</w:t>
+      </w:r>
+    </w:p>
+    <w:p>
+      <w:r>
+        <w:t xml:space="preserve">📌 Concept Extension: Verify: 300 × 0.2 = 60 ✓ — always check your answer against the given part.</w:t>
+      </w:r>
+    </w:p>
+    <w:p>
+      <w:r>
+        <w:t xml:space="preserve">Positive Marks: 1</w:t>
+      </w:r>
+    </w:p>
+    <w:p>
+      <w:r>
+        <w:t xml:space="preserve">Negative Marks: 0.25</w:t>
+      </w:r>
+    </w:p>
+    <w:p>
+      <w:r>
+        <w:t xml:space="preserve"/>
+      </w:r>
+    </w:p>
+    <w:p>
+      <w:r>
+        <w:t xml:space="preserve">Question: In MS PowerPoint, a new slide is inserted using:</w:t>
+      </w:r>
+    </w:p>
+    <w:p>
+      <w:r>
+        <w:t xml:space="preserve">(a) Ctrl + M</w:t>
+      </w:r>
+    </w:p>
+    <w:p>
+      <w:r>
+        <w:t xml:space="preserve">(b) Ctrl + N</w:t>
+      </w:r>
+    </w:p>
+    <w:p>
+      <w:r>
+        <w:t xml:space="preserve">(c) Ctrl + S</w:t>
+      </w:r>
+    </w:p>
+    <w:p>
+      <w:r>
+        <w:t xml:space="preserve">(d) Ctrl + P</w:t>
+      </w:r>
+    </w:p>
+    <w:p>
+      <w:r>
+        <w:t xml:space="preserve">Answer: a</w:t>
+      </w:r>
+    </w:p>
+    <w:p>
+      <w:r>
+        <w:t xml:space="preserve">Solution: ✅ Correct Answer: (a) Ctrl + M</w:t>
+      </w:r>
+    </w:p>
+    <w:p>
+      <w:r>
+        <w:t xml:space="preserve">🧠 Clinical Rationale: Ctrl + M inserts a NEW SLIDE in PowerPoint (M = new slide in the "New Slide" command context). Ctrl + N creates a NEW PRESENTATION, Ctrl + S saves, and Ctrl + P prints.</w:t>
+      </w:r>
+    </w:p>
+    <w:p>
+      <w:r>
+        <w:t xml:space="preserve">🔍 Key Clues: "New slide" in PowerPoint → Ctrl + M (slide-specific shortcut).</w:t>
+      </w:r>
+    </w:p>
+    <w:p>
+      <w:r>
+        <w:t xml:space="preserve">❌ Why Not Other Options?</w:t>
+      </w:r>
+    </w:p>
+    <w:p>
+      <w:r>
+        <w:t xml:space="preserve">(b) — Ctrl + N creates a new PRESENTATION (file), not a slide.</w:t>
+      </w:r>
+    </w:p>
+    <w:p>
+      <w:r>
+        <w:t xml:space="preserve">(c) — Ctrl + S saves.</w:t>
+      </w:r>
+    </w:p>
+    <w:p>
+      <w:r>
+        <w:t xml:space="preserve">(d) — Ctrl + P prints.</w:t>
+      </w:r>
+    </w:p>
+    <w:p>
+      <w:r>
+        <w:t xml:space="preserve">⚠️ Exam Trap: Ctrl+N (new FILE) vs Ctrl+M (new SLIDE in PowerPoint) — the file-vs-slide distinction is the trap.</w:t>
+      </w:r>
+    </w:p>
+    <w:p>
+      <w:r>
+        <w:t xml:space="preserve">💎 PNC Pearl: PowerPoint: Ctrl+M = new slide; F5 = start slideshow; Ctrl+Shift+N (in some versions) also inserts a slide.</w:t>
+      </w:r>
+    </w:p>
+    <w:p>
+      <w:r>
+        <w:t xml:space="preserve">📌 Concept Extension: Word: Ctrl+N = new document; Excel: Ctrl+N = new workbook — same file-level shortcut, different app.</w:t>
+      </w:r>
+    </w:p>
+    <w:p>
+      <w:r>
+        <w:t xml:space="preserve">Positive Marks: 1</w:t>
+      </w:r>
+    </w:p>
+    <w:p>
+      <w:r>
+        <w:t xml:space="preserve">Negative Marks: 0.25</w:t>
+      </w:r>
+    </w:p>
+    <w:p>
+      <w:r>
+        <w:t xml:space="preserve"/>
+      </w:r>
+    </w:p>
+    <w:p>
+      <w:r>
+        <w:t xml:space="preserve">Question: The largest state of India by area is:</w:t>
+      </w:r>
+    </w:p>
+    <w:p>
+      <w:r>
+        <w:t xml:space="preserve">(a) Rajasthan</w:t>
+      </w:r>
+    </w:p>
+    <w:p>
+      <w:r>
+        <w:t xml:space="preserve">(b) Uttar Pradesh</w:t>
+      </w:r>
+    </w:p>
+    <w:p>
+      <w:r>
+        <w:t xml:space="preserve">(c) Madhya Pradesh</w:t>
+      </w:r>
+    </w:p>
+    <w:p>
+      <w:r>
+        <w:t xml:space="preserve">(d) Maharashtra</w:t>
+      </w:r>
+    </w:p>
+    <w:p>
+      <w:r>
+        <w:t xml:space="preserve">Answer: a</w:t>
+      </w:r>
+    </w:p>
+    <w:p>
+      <w:r>
+        <w:t xml:space="preserve">Solution: ✅ Correct Answer: (a) Rajasthan</w:t>
+      </w:r>
+    </w:p>
+    <w:p>
+      <w:r>
+        <w:t xml:space="preserve">🧠 Clinical Rationale: RAJASTHAN (342,239 sq km) is the LARGEST state of India by AREA. UTTAR PRADESH has the LARGEST POPULATION. Madhya Pradesh is the second-largest by area; Maharashtra is third.</w:t>
+      </w:r>
+    </w:p>
+    <w:p>
+      <w:r>
+        <w:t xml:space="preserve">🔍 Key Clues: "Largest state by AREA" → Rajasthan.</w:t>
+      </w:r>
+    </w:p>
+    <w:p>
+      <w:r>
+        <w:t xml:space="preserve">❌ Why Not Other Options?</w:t>
+      </w:r>
+    </w:p>
+    <w:p>
+      <w:r>
+        <w:t xml:space="preserve">(b) — Uttar Pradesh is the most POPULOUS state, not the largest by area.</w:t>
+      </w:r>
+    </w:p>
+    <w:p>
+      <w:r>
+        <w:t xml:space="preserve">(c) — Madhya Pradesh is second-largest by area.</w:t>
+      </w:r>
+    </w:p>
+    <w:p>
+      <w:r>
+        <w:t xml:space="preserve">(d) — Maharashtra is third-largest.</w:t>
+      </w:r>
+    </w:p>
+    <w:p>
+      <w:r>
+        <w:t xml:space="preserve">⚠️ Exam Trap: Largest by AREA (Rajasthan) vs largest by POPULATION (Uttar Pradesh) — the two "largest" facts are the classic swap.</w:t>
+      </w:r>
+    </w:p>
+    <w:p>
+      <w:r>
+        <w:t xml:space="preserve">💎 PNC Pearl: Area: Rajasthan &gt; MP &gt; Maharashtra. Population: UP &gt; Maharashtra &gt; Bihar.</w:t>
+      </w:r>
+    </w:p>
+    <w:p>
+      <w:r>
+        <w:t xml:space="preserve">📌 Concept Extension: The largest union territory by area is Ladakh; the largest district by area is Kutch (Gujarat).</w:t>
+      </w:r>
+    </w:p>
+    <w:p>
+      <w:r>
+        <w:t xml:space="preserve">Positive Marks: 1</w:t>
+      </w:r>
+    </w:p>
+    <w:p>
+      <w:r>
+        <w:t xml:space="preserve">Negative Marks: 0.25</w:t>
+      </w:r>
+    </w:p>
+    <w:p>
+      <w:r>
+        <w:t xml:space="preserve"/>
+      </w:r>
+    </w:p>
+    <w:p>
+      <w:r>
+        <w:t xml:space="preserve">Question: If 2a + 3b = 13 and a = 2, then b equals:</w:t>
+      </w:r>
+    </w:p>
+    <w:p>
+      <w:r>
+        <w:t xml:space="preserve">(a) 2</w:t>
+      </w:r>
+    </w:p>
+    <w:p>
+      <w:r>
+        <w:t xml:space="preserve">(b) 3</w:t>
+      </w:r>
+    </w:p>
+    <w:p>
+      <w:r>
+        <w:t xml:space="preserve">(c) 4</w:t>
+      </w:r>
+    </w:p>
+    <w:p>
+      <w:r>
+        <w:t xml:space="preserve">(d) 5</w:t>
+      </w:r>
+    </w:p>
+    <w:p>
+      <w:r>
+        <w:t xml:space="preserve">Answer: b</w:t>
+      </w:r>
+    </w:p>
+    <w:p>
+      <w:r>
+        <w:t xml:space="preserve">Solution: ✅ Correct Answer: (b) 3</w:t>
+      </w:r>
+    </w:p>
+    <w:p>
+      <w:r>
+        <w:t xml:space="preserve">🧠 Clinical Rationale: Substitute a = 2: 2(2) + 3b = 13 → 4 + 3b = 13 → 3b = 9 → b = 3. Verify: 4 + 9 = 13 ✓.</w:t>
+      </w:r>
+    </w:p>
+    <w:p>
+      <w:r>
+        <w:t xml:space="preserve">🔍 Key Clues: "a = 2" → substitute, then solve for b.</w:t>
+      </w:r>
+    </w:p>
+    <w:p>
+      <w:r>
+        <w:t xml:space="preserve">❌ Why Not Other Options?</w:t>
+      </w:r>
+    </w:p>
+    <w:p>
+      <w:r>
+        <w:t xml:space="preserve">(a) — b = 2 gives 4 + 6 = 10 ≠ 13.</w:t>
+      </w:r>
+    </w:p>
+    <w:p>
+      <w:r>
+        <w:t xml:space="preserve">(c) — b = 4 gives 4 + 12 = 16 ≠ 13.</w:t>
+      </w:r>
+    </w:p>
+    <w:p>
+      <w:r>
+        <w:t xml:space="preserve">(d) — b = 5 gives 4 + 15 = 19 ≠ 13.</w:t>
+      </w:r>
+    </w:p>
+    <w:p>
+      <w:r>
+        <w:t xml:space="preserve">⚠️ Exam Trap: Substitution + simple algebra — 3b = 9 → b = 3. Verify by substituting back.</w:t>
+      </w:r>
+    </w:p>
+    <w:p>
+      <w:r>
+        <w:t xml:space="preserve">💎 PNC Pearl: Substitute known values first, then isolate the unknown.</w:t>
+      </w:r>
+    </w:p>
+    <w:p>
+      <w:r>
+        <w:t xml:space="preserve">📌 Concept Extension: For two unknowns, you need TWO equations (simultaneous equations) — a common extension.</w:t>
+      </w:r>
+    </w:p>
+    <w:p>
+      <w:r>
+        <w:t xml:space="preserve">Positive Marks: 1</w:t>
+      </w:r>
+    </w:p>
+    <w:p>
+      <w:r>
+        <w:t xml:space="preserve">Negative Marks: 0.25</w:t>
       </w:r>
     </w:p>
     <w:sectPr>
       <w:pgSz w:w="12240" w:h="15840"/>
-      <w:pgMar w:top="864" w:right="1008" w:bottom="864" w:left="1008" w:header="720" w:footer="720" w:gutter="0"/>
+      <w:pgMar w:top="1440" w:right="1800" w:bottom="1440" w:left="1800" w:header="720" w:footer="720" w:gutter="0"/>
       <w:cols w:space="720"/>
       <w:docGrid w:linePitch="360"/>
     </w:sectPr>
@@ -2535,10 +2265,6 @@
     <w:name w:val="Normal"/>
     <w:qFormat/>
     <w:rsid w:val="00FC693F"/>
-    <w:rPr>
-      <w:rFonts w:ascii="Calibri" w:hAnsi="Calibri"/>
-      <w:sz w:val="22"/>
-    </w:rPr>
   </w:style>
   <w:style w:type="paragraph" w:styleId="Header">
     <w:name w:val="header"/>
